--- a/templates/office/Phase2_시스템아키텍처설계서_SAD.docx
+++ b/templates/office/Phase2_시스템아키텍처설계서_SAD.docx
@@ -4,226 +4,80 @@
   <w:body>
     <w:p>
       <w:pPr>
+        <w:spacing w:before="1600"/>
         <w:jc w:val="center"/>
       </w:pPr>
       <w:r>
         <w:rPr>
-          <w:rFonts w:ascii="Malgun Gothic" w:hAnsi="Malgun Gothic"/>
+          <w:rFonts w:ascii="맑은 고딕" w:hAnsi="맑은 고딕"/>
           <w:b/>
-          <w:color w:val="1E293B"/>
-          <w:sz w:val="36"/>
+          <w:color w:val="1E3A8A"/>
+          <w:sz w:val="56"/>
         </w:rPr>
-        <w:t>시스템 아키텍처 설계서 (System Architecture Document)</w:t>
+        <w:t>시 스 템  아 키 텍 처  정 의 서</w:t>
       </w:r>
     </w:p>
     <w:p>
       <w:pPr>
+        <w:spacing w:before="240"/>
         <w:jc w:val="center"/>
       </w:pPr>
       <w:r>
         <w:rPr>
-          <w:rFonts w:ascii="Malgun Gothic" w:hAnsi="Malgun Gothic"/>
+          <w:rFonts w:ascii="맑은 고딕" w:hAnsi="맑은 고딕"/>
           <w:color w:val="64748B"/>
-          <w:sz w:val="21"/>
-        </w:rPr>
-        <w:t>논리/물리 구성도, 인프라 사양 및 네트워크 방화벽 오픈 신청서</w:t>
-      </w:r>
-    </w:p>
-    <w:p/>
-    <w:p>
-      <w:pPr>
-        <w:spacing w:before="160" w:after="80"/>
-      </w:pPr>
-      <w:r>
-        <w:rPr>
-          <w:rFonts w:ascii="Malgun Gothic" w:hAnsi="Malgun Gothic"/>
-          <w:b/>
-          <w:color w:val="2563EB"/>
           <w:sz w:val="26"/>
         </w:rPr>
-        <w:t>1. 시스템 아키텍처 구성 원칙</w:t>
+        <w:t>SyncGuard AI 소프트웨어, 인프라, 데이터 및 AI 추론 아키텍처 설계 명세</w:t>
       </w:r>
     </w:p>
     <w:p>
       <w:pPr>
-        <w:spacing w:line="312" w:lineRule="auto" w:after="60"/>
+        <w:spacing w:before="1200"/>
       </w:pPr>
-      <w:r>
-        <w:rPr>
-          <w:rFonts w:ascii="Malgun Gothic" w:hAnsi="Malgun Gothic"/>
-          <w:color w:val="334155"/>
-          <w:sz w:val="20"/>
-        </w:rPr>
-        <w:t>1. 모듈러 모놀리스 &amp; MSA 호환: Clean Architecture 및 도메인 분리 표준 준수.</w:t>
-      </w:r>
-    </w:p>
-    <w:p>
-      <w:pPr>
-        <w:spacing w:line="312" w:lineRule="auto" w:after="60"/>
-      </w:pPr>
-      <w:r>
-        <w:rPr>
-          <w:rFonts w:ascii="Malgun Gothic" w:hAnsi="Malgun Gothic"/>
-          <w:color w:val="334155"/>
-          <w:sz w:val="20"/>
-        </w:rPr>
-        <w:t>2. DB 단일화: PostgreSQL 17 단일 RDBMS에 pgvector 확장을 탑재하여 정형/벡터 일체형 운영.</w:t>
-      </w:r>
-    </w:p>
-    <w:p>
-      <w:pPr>
-        <w:spacing w:line="312" w:lineRule="auto" w:after="60"/>
-      </w:pPr>
-      <w:r>
-        <w:rPr>
-          <w:rFonts w:ascii="Malgun Gothic" w:hAnsi="Malgun Gothic"/>
-          <w:color w:val="334155"/>
-          <w:sz w:val="20"/>
-        </w:rPr>
-        <w:t>3. 표준 통신: Canonical URL (/api/v1/...) 및 REST OpenAPI 3.0 스펙 100% 준수.</w:t>
-      </w:r>
-    </w:p>
-    <w:p>
-      <w:pPr>
-        <w:spacing w:before="160" w:after="80"/>
-      </w:pPr>
-      <w:r>
-        <w:rPr>
-          <w:rFonts w:ascii="Malgun Gothic" w:hAnsi="Malgun Gothic"/>
-          <w:b/>
-          <w:color w:val="2563EB"/>
-          <w:sz w:val="26"/>
-        </w:rPr>
-        <w:t>2. 네트워크 방화벽 포트 오픈 신청 목록</w:t>
-      </w:r>
     </w:p>
     <w:tbl>
       <w:tblPr>
         <w:tblW w:type="auto" w:w="0"/>
         <w:jc w:val="center"/>
-        <w:tblLayout w:type="autofit"/>
         <w:tblLook w:firstColumn="1" w:firstRow="1" w:lastColumn="0" w:lastRow="0" w:noHBand="0" w:noVBand="1" w:val="04A0"/>
       </w:tblPr>
       <w:tblGrid>
-        <w:gridCol w:w="1872"/>
-        <w:gridCol w:w="1872"/>
-        <w:gridCol w:w="1872"/>
-        <w:gridCol w:w="1872"/>
-        <w:gridCol w:w="1872"/>
+        <w:gridCol w:w="4680"/>
+        <w:gridCol w:w="4680"/>
       </w:tblGrid>
       <w:tr>
         <w:tc>
           <w:tcPr>
-            <w:tcW w:type="dxa" w:w="1872"/>
-            <w:tcMar>
-              <w:top w:w="100" w:type="dxa"/>
-              <w:bottom w:w="100" w:type="dxa"/>
-              <w:left w:w="130" w:type="dxa"/>
-              <w:right w:w="130" w:type="dxa"/>
-            </w:tcMar>
-            <w:shd w:fill="1E293B"/>
+            <w:tcW w:type="dxa" w:w="2592"/>
+            <w:shd w:fill="F1F5F9"/>
           </w:tcPr>
           <w:p>
+            <w:pPr>
+              <w:spacing w:before="80" w:after="80"/>
+            </w:pPr>
             <w:r>
               <w:rPr>
-                <w:rFonts w:ascii="Malgun Gothic" w:hAnsi="Malgun Gothic"/>
                 <w:b/>
-                <w:color w:val="FFFFFF"/>
-                <w:sz w:val="18"/>
+                <w:sz w:val="19"/>
               </w:rPr>
-              <w:t>출발지 서버 (Source)</w:t>
+              <w:t>프로젝트명</w:t>
             </w:r>
           </w:p>
         </w:tc>
         <w:tc>
           <w:tcPr>
-            <w:tcW w:type="dxa" w:w="1872"/>
-            <w:tcMar>
-              <w:top w:w="100" w:type="dxa"/>
-              <w:bottom w:w="100" w:type="dxa"/>
-              <w:left w:w="130" w:type="dxa"/>
-              <w:right w:w="130" w:type="dxa"/>
-            </w:tcMar>
-            <w:shd w:fill="1E293B"/>
+            <w:tcW w:type="dxa" w:w="6480"/>
           </w:tcPr>
           <w:p>
+            <w:pPr>
+              <w:spacing w:before="80" w:after="80"/>
+            </w:pPr>
             <w:r>
               <w:rPr>
-                <w:rFonts w:ascii="Malgun Gothic" w:hAnsi="Malgun Gothic"/>
-                <w:b/>
-                <w:color w:val="FFFFFF"/>
-                <w:sz w:val="18"/>
+                <w:sz w:val="19"/>
               </w:rPr>
-              <w:t>목적지 서버 (Target)</w:t>
-            </w:r>
-          </w:p>
-        </w:tc>
-        <w:tc>
-          <w:tcPr>
-            <w:tcW w:type="dxa" w:w="1872"/>
-            <w:tcMar>
-              <w:top w:w="100" w:type="dxa"/>
-              <w:bottom w:w="100" w:type="dxa"/>
-              <w:left w:w="130" w:type="dxa"/>
-              <w:right w:w="130" w:type="dxa"/>
-            </w:tcMar>
-            <w:shd w:fill="1E293B"/>
-          </w:tcPr>
-          <w:p>
-            <w:r>
-              <w:rPr>
-                <w:rFonts w:ascii="Malgun Gothic" w:hAnsi="Malgun Gothic"/>
-                <w:b/>
-                <w:color w:val="FFFFFF"/>
-                <w:sz w:val="18"/>
-              </w:rPr>
-              <w:t>서비스 포트</w:t>
-            </w:r>
-          </w:p>
-        </w:tc>
-        <w:tc>
-          <w:tcPr>
-            <w:tcW w:type="dxa" w:w="1872"/>
-            <w:tcMar>
-              <w:top w:w="100" w:type="dxa"/>
-              <w:bottom w:w="100" w:type="dxa"/>
-              <w:left w:w="130" w:type="dxa"/>
-              <w:right w:w="130" w:type="dxa"/>
-            </w:tcMar>
-            <w:shd w:fill="1E293B"/>
-          </w:tcPr>
-          <w:p>
-            <w:r>
-              <w:rPr>
-                <w:rFonts w:ascii="Malgun Gothic" w:hAnsi="Malgun Gothic"/>
-                <w:b/>
-                <w:color w:val="FFFFFF"/>
-                <w:sz w:val="18"/>
-              </w:rPr>
-              <w:t>프로토콜</w:t>
-            </w:r>
-          </w:p>
-        </w:tc>
-        <w:tc>
-          <w:tcPr>
-            <w:tcW w:type="dxa" w:w="1872"/>
-            <w:tcMar>
-              <w:top w:w="100" w:type="dxa"/>
-              <w:bottom w:w="100" w:type="dxa"/>
-              <w:left w:w="130" w:type="dxa"/>
-              <w:right w:w="130" w:type="dxa"/>
-            </w:tcMar>
-            <w:shd w:fill="1E293B"/>
-          </w:tcPr>
-          <w:p>
-            <w:r>
-              <w:rPr>
-                <w:rFonts w:ascii="Malgun Gothic" w:hAnsi="Malgun Gothic"/>
-                <w:b/>
-                <w:color w:val="FFFFFF"/>
-                <w:sz w:val="18"/>
-              </w:rPr>
-              <w:t>용도</w:t>
+              <w:t>한빛글로벌 엔터프라이즈 AI 콘텐츠·규제 심의 자동화 시스템(SyncGuard AI) 구축</w:t>
             </w:r>
           </w:p>
         </w:tc>
@@ -231,111 +85,35 @@
       <w:tr>
         <w:tc>
           <w:tcPr>
-            <w:tcW w:type="dxa" w:w="1872"/>
-            <w:tcMar>
-              <w:top w:w="100" w:type="dxa"/>
-              <w:bottom w:w="100" w:type="dxa"/>
-              <w:left w:w="130" w:type="dxa"/>
-              <w:right w:w="130" w:type="dxa"/>
-            </w:tcMar>
-            <w:shd w:fill="F8FAFC"/>
+            <w:tcW w:type="dxa" w:w="2592"/>
+            <w:shd w:fill="F1F5F9"/>
           </w:tcPr>
           <w:p>
+            <w:pPr>
+              <w:spacing w:before="80" w:after="80"/>
+            </w:pPr>
             <w:r>
               <w:rPr>
-                <w:rFonts w:ascii="Malgun Gothic" w:hAnsi="Malgun Gothic"/>
-                <w:color w:val="334155"/>
-                <w:sz w:val="18"/>
+                <w:b/>
+                <w:sz w:val="19"/>
               </w:rPr>
-              <w:t>웹/WAS 서버 (10.10.1.10)</w:t>
+              <w:t>산출물 식별자</w:t>
             </w:r>
           </w:p>
         </w:tc>
         <w:tc>
           <w:tcPr>
-            <w:tcW w:type="dxa" w:w="1872"/>
-            <w:tcMar>
-              <w:top w:w="100" w:type="dxa"/>
-              <w:bottom w:w="100" w:type="dxa"/>
-              <w:left w:w="130" w:type="dxa"/>
-              <w:right w:w="130" w:type="dxa"/>
-            </w:tcMar>
-            <w:shd w:fill="F8FAFC"/>
+            <w:tcW w:type="dxa" w:w="6480"/>
           </w:tcPr>
           <w:p>
+            <w:pPr>
+              <w:spacing w:before="80" w:after="80"/>
+            </w:pPr>
             <w:r>
               <w:rPr>
-                <w:rFonts w:ascii="Malgun Gothic" w:hAnsi="Malgun Gothic"/>
-                <w:color w:val="334155"/>
-                <w:sz w:val="18"/>
+                <w:sz w:val="19"/>
               </w:rPr>
-              <w:t>PostgreSQL 17 (10.10.2.20)</w:t>
-            </w:r>
-          </w:p>
-        </w:tc>
-        <w:tc>
-          <w:tcPr>
-            <w:tcW w:type="dxa" w:w="1872"/>
-            <w:tcMar>
-              <w:top w:w="100" w:type="dxa"/>
-              <w:bottom w:w="100" w:type="dxa"/>
-              <w:left w:w="130" w:type="dxa"/>
-              <w:right w:w="130" w:type="dxa"/>
-            </w:tcMar>
-            <w:shd w:fill="F8FAFC"/>
-          </w:tcPr>
-          <w:p>
-            <w:r>
-              <w:rPr>
-                <w:rFonts w:ascii="Malgun Gothic" w:hAnsi="Malgun Gothic"/>
-                <w:color w:val="334155"/>
-                <w:sz w:val="18"/>
-              </w:rPr>
-              <w:t>5432</w:t>
-            </w:r>
-          </w:p>
-        </w:tc>
-        <w:tc>
-          <w:tcPr>
-            <w:tcW w:type="dxa" w:w="1872"/>
-            <w:tcMar>
-              <w:top w:w="100" w:type="dxa"/>
-              <w:bottom w:w="100" w:type="dxa"/>
-              <w:left w:w="130" w:type="dxa"/>
-              <w:right w:w="130" w:type="dxa"/>
-            </w:tcMar>
-            <w:shd w:fill="F8FAFC"/>
-          </w:tcPr>
-          <w:p>
-            <w:r>
-              <w:rPr>
-                <w:rFonts w:ascii="Malgun Gothic" w:hAnsi="Malgun Gothic"/>
-                <w:color w:val="334155"/>
-                <w:sz w:val="18"/>
-              </w:rPr>
-              <w:t>TCP</w:t>
-            </w:r>
-          </w:p>
-        </w:tc>
-        <w:tc>
-          <w:tcPr>
-            <w:tcW w:type="dxa" w:w="1872"/>
-            <w:tcMar>
-              <w:top w:w="100" w:type="dxa"/>
-              <w:bottom w:w="100" w:type="dxa"/>
-              <w:left w:w="130" w:type="dxa"/>
-              <w:right w:w="130" w:type="dxa"/>
-            </w:tcMar>
-            <w:shd w:fill="F8FAFC"/>
-          </w:tcPr>
-          <w:p>
-            <w:r>
-              <w:rPr>
-                <w:rFonts w:ascii="Malgun Gothic" w:hAnsi="Malgun Gothic"/>
-                <w:color w:val="334155"/>
-                <w:sz w:val="18"/>
-              </w:rPr>
-              <w:t>메인 데이터베이스 접속</w:t>
+              <w:t>EMP_DEG_090 (설계 단계 산출물)</w:t>
             </w:r>
           </w:p>
         </w:tc>
@@ -343,111 +121,29 @@
       <w:tr>
         <w:tc>
           <w:tcPr>
-            <w:tcW w:type="dxa" w:w="1872"/>
-            <w:tcMar>
-              <w:top w:w="100" w:type="dxa"/>
-              <w:bottom w:w="100" w:type="dxa"/>
-              <w:left w:w="130" w:type="dxa"/>
-              <w:right w:w="130" w:type="dxa"/>
-            </w:tcMar>
-            <w:shd w:fill="FFFFFF"/>
+            <w:tcW w:type="dxa" w:w="2592"/>
+            <w:shd w:fill="F1F5F9"/>
           </w:tcPr>
           <w:p>
+            <w:pPr>
+              <w:spacing w:before="80" w:after="80"/>
+            </w:pPr>
             <w:r>
               <w:rPr>
-                <w:rFonts w:ascii="Malgun Gothic" w:hAnsi="Malgun Gothic"/>
-                <w:color w:val="334155"/>
-                <w:sz w:val="18"/>
+                <w:b/>
+                <w:sz w:val="19"/>
               </w:rPr>
-              <w:t>웹/WAS 서버 (10.10.1.10)</w:t>
+              <w:t>문서 버전</w:t>
             </w:r>
           </w:p>
         </w:tc>
         <w:tc>
           <w:tcPr>
-            <w:tcW w:type="dxa" w:w="1872"/>
-            <w:tcMar>
-              <w:top w:w="100" w:type="dxa"/>
-              <w:bottom w:w="100" w:type="dxa"/>
-              <w:left w:w="130" w:type="dxa"/>
-              <w:right w:w="130" w:type="dxa"/>
-            </w:tcMar>
-            <w:shd w:fill="FFFFFF"/>
+            <w:tcW w:type="dxa" w:w="6480"/>
           </w:tcPr>
           <w:p>
             <w:r>
-              <w:rPr>
-                <w:rFonts w:ascii="Malgun Gothic" w:hAnsi="Malgun Gothic"/>
-                <w:color w:val="334155"/>
-                <w:sz w:val="18"/>
-              </w:rPr>
-              <w:t>Redis 클러스터 (10.10.2.30)</w:t>
-            </w:r>
-          </w:p>
-        </w:tc>
-        <w:tc>
-          <w:tcPr>
-            <w:tcW w:type="dxa" w:w="1872"/>
-            <w:tcMar>
-              <w:top w:w="100" w:type="dxa"/>
-              <w:bottom w:w="100" w:type="dxa"/>
-              <w:left w:w="130" w:type="dxa"/>
-              <w:right w:w="130" w:type="dxa"/>
-            </w:tcMar>
-            <w:shd w:fill="FFFFFF"/>
-          </w:tcPr>
-          <w:p>
-            <w:r>
-              <w:rPr>
-                <w:rFonts w:ascii="Malgun Gothic" w:hAnsi="Malgun Gothic"/>
-                <w:color w:val="334155"/>
-                <w:sz w:val="18"/>
-              </w:rPr>
-              <w:t>6379</w:t>
-            </w:r>
-          </w:p>
-        </w:tc>
-        <w:tc>
-          <w:tcPr>
-            <w:tcW w:type="dxa" w:w="1872"/>
-            <w:tcMar>
-              <w:top w:w="100" w:type="dxa"/>
-              <w:bottom w:w="100" w:type="dxa"/>
-              <w:left w:w="130" w:type="dxa"/>
-              <w:right w:w="130" w:type="dxa"/>
-            </w:tcMar>
-            <w:shd w:fill="FFFFFF"/>
-          </w:tcPr>
-          <w:p>
-            <w:r>
-              <w:rPr>
-                <w:rFonts w:ascii="Malgun Gothic" w:hAnsi="Malgun Gothic"/>
-                <w:color w:val="334155"/>
-                <w:sz w:val="18"/>
-              </w:rPr>
-              <w:t>TCP</w:t>
-            </w:r>
-          </w:p>
-        </w:tc>
-        <w:tc>
-          <w:tcPr>
-            <w:tcW w:type="dxa" w:w="1872"/>
-            <w:tcMar>
-              <w:top w:w="100" w:type="dxa"/>
-              <w:bottom w:w="100" w:type="dxa"/>
-              <w:left w:w="130" w:type="dxa"/>
-              <w:right w:w="130" w:type="dxa"/>
-            </w:tcMar>
-            <w:shd w:fill="FFFFFF"/>
-          </w:tcPr>
-          <w:p>
-            <w:r>
-              <w:rPr>
-                <w:rFonts w:ascii="Malgun Gothic" w:hAnsi="Malgun Gothic"/>
-                <w:color w:val="334155"/>
-                <w:sz w:val="18"/>
-              </w:rPr>
-              <w:t>세션 캐시 및 시맨틱 벡터 캐시</w:t>
+              <w:t>v1.3 (BO/대외연계 ALB 물리분리 · BE/API➔Agent EKS Service 호출 · AI 피크프레임 추출+웹 장면보정 · S3 Intelligent-Tiering · AP 기본스펙 · 네이버OCR/Outbound 방화벽 URL 반영)</w:t>
             </w:r>
           </w:p>
         </w:tc>
@@ -455,111 +151,29 @@
       <w:tr>
         <w:tc>
           <w:tcPr>
-            <w:tcW w:type="dxa" w:w="1872"/>
-            <w:tcMar>
-              <w:top w:w="100" w:type="dxa"/>
-              <w:bottom w:w="100" w:type="dxa"/>
-              <w:left w:w="130" w:type="dxa"/>
-              <w:right w:w="130" w:type="dxa"/>
-            </w:tcMar>
-            <w:shd w:fill="F8FAFC"/>
+            <w:tcW w:type="dxa" w:w="2592"/>
+            <w:shd w:fill="F1F5F9"/>
           </w:tcPr>
           <w:p>
+            <w:pPr>
+              <w:spacing w:before="80" w:after="80"/>
+            </w:pPr>
             <w:r>
               <w:rPr>
-                <w:rFonts w:ascii="Malgun Gothic" w:hAnsi="Malgun Gothic"/>
-                <w:color w:val="334155"/>
-                <w:sz w:val="18"/>
+                <w:b/>
+                <w:sz w:val="19"/>
               </w:rPr>
-              <w:t>웹/WAS 서버 (10.10.1.10)</w:t>
+              <w:t>작성 일자</w:t>
             </w:r>
           </w:p>
         </w:tc>
         <w:tc>
           <w:tcPr>
-            <w:tcW w:type="dxa" w:w="1872"/>
-            <w:tcMar>
-              <w:top w:w="100" w:type="dxa"/>
-              <w:bottom w:w="100" w:type="dxa"/>
-              <w:left w:w="130" w:type="dxa"/>
-              <w:right w:w="130" w:type="dxa"/>
-            </w:tcMar>
-            <w:shd w:fill="F8FAFC"/>
+            <w:tcW w:type="dxa" w:w="6480"/>
           </w:tcPr>
           <w:p>
             <w:r>
-              <w:rPr>
-                <w:rFonts w:ascii="Malgun Gothic" w:hAnsi="Malgun Gothic"/>
-                <w:color w:val="334155"/>
-                <w:sz w:val="18"/>
-              </w:rPr>
-              <w:t>vLLM GPU 서버 (10.10.2.40)</w:t>
-            </w:r>
-          </w:p>
-        </w:tc>
-        <w:tc>
-          <w:tcPr>
-            <w:tcW w:type="dxa" w:w="1872"/>
-            <w:tcMar>
-              <w:top w:w="100" w:type="dxa"/>
-              <w:bottom w:w="100" w:type="dxa"/>
-              <w:left w:w="130" w:type="dxa"/>
-              <w:right w:w="130" w:type="dxa"/>
-            </w:tcMar>
-            <w:shd w:fill="F8FAFC"/>
-          </w:tcPr>
-          <w:p>
-            <w:r>
-              <w:rPr>
-                <w:rFonts w:ascii="Malgun Gothic" w:hAnsi="Malgun Gothic"/>
-                <w:color w:val="334155"/>
-                <w:sz w:val="18"/>
-              </w:rPr>
-              <w:t>8000</w:t>
-            </w:r>
-          </w:p>
-        </w:tc>
-        <w:tc>
-          <w:tcPr>
-            <w:tcW w:type="dxa" w:w="1872"/>
-            <w:tcMar>
-              <w:top w:w="100" w:type="dxa"/>
-              <w:bottom w:w="100" w:type="dxa"/>
-              <w:left w:w="130" w:type="dxa"/>
-              <w:right w:w="130" w:type="dxa"/>
-            </w:tcMar>
-            <w:shd w:fill="F8FAFC"/>
-          </w:tcPr>
-          <w:p>
-            <w:r>
-              <w:rPr>
-                <w:rFonts w:ascii="Malgun Gothic" w:hAnsi="Malgun Gothic"/>
-                <w:color w:val="334155"/>
-                <w:sz w:val="18"/>
-              </w:rPr>
-              <w:t>HTTP/TCP</w:t>
-            </w:r>
-          </w:p>
-        </w:tc>
-        <w:tc>
-          <w:tcPr>
-            <w:tcW w:type="dxa" w:w="1872"/>
-            <w:tcMar>
-              <w:top w:w="100" w:type="dxa"/>
-              <w:bottom w:w="100" w:type="dxa"/>
-              <w:left w:w="130" w:type="dxa"/>
-              <w:right w:w="130" w:type="dxa"/>
-            </w:tcMar>
-            <w:shd w:fill="F8FAFC"/>
-          </w:tcPr>
-          <w:p>
-            <w:r>
-              <w:rPr>
-                <w:rFonts w:ascii="Malgun Gothic" w:hAnsi="Malgun Gothic"/>
-                <w:color w:val="334155"/>
-                <w:sz w:val="18"/>
-              </w:rPr>
-              <w:t>폐쇄망 온프레미스 LLM 추론 호출</w:t>
+              <w:t>2026년 10월 27일</w:t>
             </w:r>
           </w:p>
         </w:tc>
@@ -567,131 +181,96 @@
       <w:tr>
         <w:tc>
           <w:tcPr>
-            <w:tcW w:type="dxa" w:w="1872"/>
-            <w:tcMar>
-              <w:top w:w="100" w:type="dxa"/>
-              <w:bottom w:w="100" w:type="dxa"/>
-              <w:left w:w="130" w:type="dxa"/>
-              <w:right w:w="130" w:type="dxa"/>
-            </w:tcMar>
-            <w:shd w:fill="FFFFFF"/>
+            <w:tcW w:type="dxa" w:w="2592"/>
+            <w:shd w:fill="F1F5F9"/>
           </w:tcPr>
           <w:p>
+            <w:pPr>
+              <w:spacing w:before="80" w:after="80"/>
+            </w:pPr>
             <w:r>
               <w:rPr>
-                <w:rFonts w:ascii="Malgun Gothic" w:hAnsi="Malgun Gothic"/>
-                <w:color w:val="334155"/>
-                <w:sz w:val="18"/>
+                <w:b/>
+                <w:sz w:val="19"/>
               </w:rPr>
-              <w:t>운영자 PC (192.168.10.X)</w:t>
+              <w:t>발주 기관</w:t>
             </w:r>
           </w:p>
         </w:tc>
         <w:tc>
           <w:tcPr>
-            <w:tcW w:type="dxa" w:w="1872"/>
-            <w:tcMar>
-              <w:top w:w="100" w:type="dxa"/>
-              <w:bottom w:w="100" w:type="dxa"/>
-              <w:left w:w="130" w:type="dxa"/>
-              <w:right w:w="130" w:type="dxa"/>
-            </w:tcMar>
-            <w:shd w:fill="FFFFFF"/>
+            <w:tcW w:type="dxa" w:w="6480"/>
           </w:tcPr>
           <w:p>
+            <w:pPr>
+              <w:spacing w:before="80" w:after="80"/>
+            </w:pPr>
             <w:r>
               <w:rPr>
-                <w:rFonts w:ascii="Malgun Gothic" w:hAnsi="Malgun Gothic"/>
-                <w:color w:val="334155"/>
-                <w:sz w:val="18"/>
+                <w:sz w:val="19"/>
               </w:rPr>
-              <w:t>관리자 콘솔 (10.10.1.10)</w:t>
+              <w:t>㈜한빛글로벌 (Hanbit Global Corp.)</w:t>
+            </w:r>
+          </w:p>
+        </w:tc>
+      </w:tr>
+      <w:tr>
+        <w:tc>
+          <w:tcPr>
+            <w:tcW w:type="dxa" w:w="2592"/>
+            <w:shd w:fill="F1F5F9"/>
+          </w:tcPr>
+          <w:p>
+            <w:pPr>
+              <w:spacing w:before="80" w:after="80"/>
+            </w:pPr>
+            <w:r>
+              <w:rPr>
+                <w:b/>
+                <w:sz w:val="19"/>
+              </w:rPr>
+              <w:t>수행 기관</w:t>
             </w:r>
           </w:p>
         </w:tc>
         <w:tc>
           <w:tcPr>
-            <w:tcW w:type="dxa" w:w="1872"/>
-            <w:tcMar>
-              <w:top w:w="100" w:type="dxa"/>
-              <w:bottom w:w="100" w:type="dxa"/>
-              <w:left w:w="130" w:type="dxa"/>
-              <w:right w:w="130" w:type="dxa"/>
-            </w:tcMar>
-            <w:shd w:fill="FFFFFF"/>
+            <w:tcW w:type="dxa" w:w="6480"/>
           </w:tcPr>
           <w:p>
             <w:r>
-              <w:rPr>
-                <w:rFonts w:ascii="Malgun Gothic" w:hAnsi="Malgun Gothic"/>
-                <w:color w:val="334155"/>
-                <w:sz w:val="18"/>
-              </w:rPr>
-              <w:t>443</w:t>
-            </w:r>
-          </w:p>
-        </w:tc>
-        <w:tc>
-          <w:tcPr>
-            <w:tcW w:type="dxa" w:w="1872"/>
-            <w:tcMar>
-              <w:top w:w="100" w:type="dxa"/>
-              <w:bottom w:w="100" w:type="dxa"/>
-              <w:left w:w="130" w:type="dxa"/>
-              <w:right w:w="130" w:type="dxa"/>
-            </w:tcMar>
-            <w:shd w:fill="FFFFFF"/>
-          </w:tcPr>
-          <w:p>
-            <w:r>
-              <w:rPr>
-                <w:rFonts w:ascii="Malgun Gothic" w:hAnsi="Malgun Gothic"/>
-                <w:color w:val="334155"/>
-                <w:sz w:val="18"/>
-              </w:rPr>
-              <w:t>HTTPS</w:t>
-            </w:r>
-          </w:p>
-        </w:tc>
-        <w:tc>
-          <w:tcPr>
-            <w:tcW w:type="dxa" w:w="1872"/>
-            <w:tcMar>
-              <w:top w:w="100" w:type="dxa"/>
-              <w:bottom w:w="100" w:type="dxa"/>
-              <w:left w:w="130" w:type="dxa"/>
-              <w:right w:w="130" w:type="dxa"/>
-            </w:tcMar>
-            <w:shd w:fill="FFFFFF"/>
-          </w:tcPr>
-          <w:p>
-            <w:r>
-              <w:rPr>
-                <w:rFonts w:ascii="Malgun Gothic" w:hAnsi="Malgun Gothic"/>
-                <w:color w:val="334155"/>
-                <w:sz w:val="18"/>
-              </w:rPr>
-              <w:t>보안 관리자 웹 콘솔 접속</w:t>
+              <w:t>㈜엠파시 (Empasy Inc.)</w:t>
             </w:r>
           </w:p>
         </w:tc>
       </w:tr>
     </w:tbl>
-    <w:p/>
+    <w:p>
+      <w:r>
+        <w:br w:type="page"/>
+      </w:r>
+    </w:p>
     <w:p>
       <w:pPr>
-        <w:jc w:val="center"/>
+        <w:pStyle w:val="Heading1"/>
       </w:pPr>
       <w:r>
-        <w:rPr>
-          <w:rFonts w:ascii="Malgun Gothic" w:hAnsi="Malgun Gothic"/>
-          <w:b/>
-          <w:sz w:val="21"/>
-        </w:rPr>
-        <w:t>합의 및 확인일자: 202  년     월     일</w:t>
+        <w:t>1. 시스템 아키텍처 개요</w:t>
       </w:r>
     </w:p>
-    <w:p/>
+    <w:p>
+      <w:r>
+        <w:t>한빛글로벌 SyncGuard AI 시스템은 BO(관리자) 전용 ALB(사용자대역 오픈)와 대외 연계 전용 ALB(마케팅허브 서버만 오픈)의 물리적 분리, 대용량 광고 시안·동영상(최대 300MB) S3 업로드 시 'Intelligent-Tiering' 자동 적용, AI Agent의 OpenCV 기반 영상 피크프레임 1차 자동 추출 및 통합 웹 화면(:3104) 내 동영상 재생·특정화면 멈춤 기반 장면 추가/편집/삭제 보정(BO·대외연계 서버에서 EKS Service를 통해 AI Agent 호출), 네이버 클로바 OCR / 패들 OCR 선택 실행, 식약처 표시·광고 공정화법·마케팅허브 전성분 RDB·ProductLab 실증자료·과거 심의 이력 상충 탐지 기반 심의를 위해 5대 표준 모듈(1. 통합 웹 콘솔[Client/fe :3104], 2. 메인 업무·관리 서버[server-be :18080], 3. 대외 연계·파일 API 서버[server-api :18085], 4. AI Agent[server-ai-agent :18083], 5. Batch[server-batch :18084])로 설계되었습니다.</w:t>
+      </w:r>
+    </w:p>
+    <w:p>
+      <w:pPr>
+        <w:pStyle w:val="Heading2"/>
+      </w:pPr>
+      <w:r>
+        <w:t>1.1 계층별 소프트웨어 스택</w:t>
+      </w:r>
+    </w:p>
     <w:tbl>
       <w:tblPr>
         <w:tblW w:type="auto" w:w="0"/>
@@ -699,77 +278,37 @@
         <w:tblLook w:firstColumn="1" w:firstRow="1" w:lastColumn="0" w:lastRow="0" w:noHBand="0" w:noVBand="1" w:val="04A0"/>
       </w:tblPr>
       <w:tblGrid>
-        <w:gridCol w:w="3120"/>
-        <w:gridCol w:w="3120"/>
-        <w:gridCol w:w="3120"/>
+        <w:gridCol w:w="4680"/>
+        <w:gridCol w:w="4680"/>
       </w:tblGrid>
       <w:tr>
         <w:tc>
           <w:tcPr>
-            <w:tcW w:type="dxa" w:w="3120"/>
-            <w:shd w:fill="334155"/>
-            <w:tcMar>
-              <w:top w:w="90" w:type="dxa"/>
-              <w:bottom w:w="90" w:type="dxa"/>
-              <w:left w:w="110" w:type="dxa"/>
-              <w:right w:w="110" w:type="dxa"/>
-            </w:tcMar>
+            <w:tcW w:type="dxa" w:w="4680"/>
+            <w:shd w:fill="1E3A8A"/>
           </w:tcPr>
           <w:p>
             <w:r>
               <w:rPr>
-                <w:rFonts w:ascii="Malgun Gothic" w:hAnsi="Malgun Gothic"/>
                 <w:b/>
                 <w:color w:val="FFFFFF"/>
-                <w:sz w:val="19"/>
               </w:rPr>
-              <w:t>구 분</w:t>
+              <w:t>계층 구분</w:t>
             </w:r>
           </w:p>
         </w:tc>
         <w:tc>
           <w:tcPr>
-            <w:tcW w:type="dxa" w:w="3120"/>
-            <w:shd w:fill="334155"/>
-            <w:tcMar>
-              <w:top w:w="90" w:type="dxa"/>
-              <w:bottom w:w="90" w:type="dxa"/>
-              <w:left w:w="110" w:type="dxa"/>
-              <w:right w:w="110" w:type="dxa"/>
-            </w:tcMar>
+            <w:tcW w:type="dxa" w:w="4680"/>
+            <w:shd w:fill="1E3A8A"/>
           </w:tcPr>
           <w:p>
             <w:r>
               <w:rPr>
-                <w:rFonts w:ascii="Malgun Gothic" w:hAnsi="Malgun Gothic"/>
                 <w:b/>
                 <w:color w:val="FFFFFF"/>
-                <w:sz w:val="19"/>
               </w:rPr>
-              <w:t>소속 / 직급 / 성명</w:t>
-            </w:r>
-          </w:p>
-        </w:tc>
-        <w:tc>
-          <w:tcPr>
-            <w:tcW w:type="dxa" w:w="3120"/>
-            <w:shd w:fill="334155"/>
-            <w:tcMar>
-              <w:top w:w="90" w:type="dxa"/>
-              <w:bottom w:w="90" w:type="dxa"/>
-              <w:left w:w="110" w:type="dxa"/>
-              <w:right w:w="110" w:type="dxa"/>
-            </w:tcMar>
-          </w:tcPr>
-          <w:p>
-            <w:r>
-              <w:rPr>
-                <w:rFonts w:ascii="Malgun Gothic" w:hAnsi="Malgun Gothic"/>
-                <w:b/>
-                <w:color w:val="FFFFFF"/>
-                <w:sz w:val="19"/>
-              </w:rPr>
-              <w:t>서명 / 날인</w:t>
+              <w:t>적용 기술 스택 및 오픈소스 프레임워크</w:t>
             </w:r>
           </w:p>
         </w:tc>
@@ -777,61 +316,26 @@
       <w:tr>
         <w:tc>
           <w:tcPr>
-            <w:tcW w:type="dxa" w:w="3120"/>
-            <w:tcMar>
-              <w:top w:w="100" w:type="dxa"/>
-              <w:bottom w:w="100" w:type="dxa"/>
-              <w:left w:w="110" w:type="dxa"/>
-              <w:right w:w="110" w:type="dxa"/>
-            </w:tcMar>
+            <w:tcW w:type="dxa" w:w="4680"/>
+            <w:shd w:fill="F8FAFC"/>
           </w:tcPr>
           <w:p>
             <w:r>
               <w:rPr>
-                <w:rFonts w:ascii="Malgun Gothic" w:hAnsi="Malgun Gothic"/>
-                <w:sz w:val="18"/>
+                <w:sz w:val="19"/>
               </w:rPr>
-              <w:t>인프라 아키텍트</w:t>
+              <w:t>Client Tier</w:t>
             </w:r>
           </w:p>
         </w:tc>
         <w:tc>
           <w:tcPr>
-            <w:tcW w:type="dxa" w:w="3120"/>
-            <w:tcMar>
-              <w:top w:w="100" w:type="dxa"/>
-              <w:bottom w:w="100" w:type="dxa"/>
-              <w:left w:w="110" w:type="dxa"/>
-              <w:right w:w="110" w:type="dxa"/>
-            </w:tcMar>
+            <w:tcW w:type="dxa" w:w="4680"/>
+            <w:shd w:fill="F8FAFC"/>
           </w:tcPr>
           <w:p>
             <w:r>
-              <w:rPr>
-                <w:rFonts w:ascii="Malgun Gothic" w:hAnsi="Malgun Gothic"/>
-                <w:sz w:val="18"/>
-              </w:rPr>
-              <w:t>주식회사 엠파시 인프라수석 [           ]</w:t>
-            </w:r>
-          </w:p>
-        </w:tc>
-        <w:tc>
-          <w:tcPr>
-            <w:tcW w:type="dxa" w:w="3120"/>
-            <w:tcMar>
-              <w:top w:w="100" w:type="dxa"/>
-              <w:bottom w:w="100" w:type="dxa"/>
-              <w:left w:w="110" w:type="dxa"/>
-              <w:right w:w="110" w:type="dxa"/>
-            </w:tcMar>
-          </w:tcPr>
-          <w:p>
-            <w:r>
-              <w:rPr>
-                <w:rFonts w:ascii="Malgun Gothic" w:hAnsi="Malgun Gothic"/>
-                <w:sz w:val="18"/>
-              </w:rPr>
-              <w:t>(서명 또는 인)</w:t>
+              <w:t>통합 웹 콘솔(Client/fe :3104, Vue 3 + TypeScript + Vite: 시안·영상 Side-by-Side 대조, AI 1차 추출 피크프레임 확인 및 웹 동영상 재생·특정화면 멈춤 장면 추가/편집/삭제 보정, 과거 상충 비교, 실증요청 메일, 백오피스 통합) + 마케팅허브(MarketingHub) 의뢰·결과(HTML/JSON) 표출 연동</w:t>
             </w:r>
           </w:p>
         </w:tc>
@@ -839,68 +343,854 @@
       <w:tr>
         <w:tc>
           <w:tcPr>
-            <w:tcW w:type="dxa" w:w="3120"/>
-            <w:tcMar>
-              <w:top w:w="100" w:type="dxa"/>
-              <w:bottom w:w="100" w:type="dxa"/>
-              <w:left w:w="110" w:type="dxa"/>
-              <w:right w:w="110" w:type="dxa"/>
-            </w:tcMar>
+            <w:tcW w:type="dxa" w:w="4680"/>
+            <w:shd w:fill="FFFFFF"/>
           </w:tcPr>
           <w:p>
             <w:r>
               <w:rPr>
-                <w:rFonts w:ascii="Malgun Gothic" w:hAnsi="Malgun Gothic"/>
-                <w:sz w:val="18"/>
+                <w:sz w:val="19"/>
               </w:rPr>
-              <w:t>고객사 전산담당</w:t>
+              <w:t>Server Tier</w:t>
             </w:r>
           </w:p>
         </w:tc>
         <w:tc>
           <w:tcPr>
-            <w:tcW w:type="dxa" w:w="3120"/>
-            <w:tcMar>
-              <w:top w:w="100" w:type="dxa"/>
-              <w:bottom w:w="100" w:type="dxa"/>
-              <w:left w:w="110" w:type="dxa"/>
-              <w:right w:w="110" w:type="dxa"/>
-            </w:tcMar>
+            <w:tcW w:type="dxa" w:w="4680"/>
+            <w:shd w:fill="FFFFFF"/>
+          </w:tcPr>
+          <w:p>
+            <w:r>
+              <w:t>메인 업무·관리 서버(server-be :18080, BO 전용 ALB[사용자대역 오픈] 연결, 심의 워크스페이스·웹 장면보정/재실행 시 EKS Service로 AI Agent 호출·상충탐지·백오피스·IAM 검증) + 대외연계·파일 API 서버(server-api :18085, 대외연계 전용 ALB[마케팅허브만 오픈] 연결, 300MB S3 Intelligent-Tiering 업로드·EKS Service로 AI Agent 호출)</w:t>
+            </w:r>
+          </w:p>
+        </w:tc>
+      </w:tr>
+      <w:tr>
+        <w:tc>
+          <w:tcPr>
+            <w:tcW w:type="dxa" w:w="4680"/>
+            <w:shd w:fill="F8FAFC"/>
           </w:tcPr>
           <w:p>
             <w:r>
               <w:rPr>
-                <w:rFonts w:ascii="Malgun Gothic" w:hAnsi="Malgun Gothic"/>
-                <w:sz w:val="18"/>
+                <w:sz w:val="19"/>
               </w:rPr>
-              <w:t>[고객사명] 정보통신망관리자 [           ]</w:t>
+              <w:t>AI Engine</w:t>
             </w:r>
           </w:p>
         </w:tc>
         <w:tc>
           <w:tcPr>
-            <w:tcW w:type="dxa" w:w="3120"/>
-            <w:tcMar>
-              <w:top w:w="100" w:type="dxa"/>
-              <w:bottom w:w="100" w:type="dxa"/>
-              <w:left w:w="110" w:type="dxa"/>
-              <w:right w:w="110" w:type="dxa"/>
-            </w:tcMar>
+            <w:tcW w:type="dxa" w:w="4680"/>
+            <w:shd w:fill="F8FAFC"/>
+          </w:tcPr>
+          <w:p>
+            <w:r>
+              <w:t>AI Agent(server-ai-agent :18083): OpenCV 영상 피크프레임·미세각주 1차 자동 추출 및 웹 화면 사용자 보정 장면 재분석, Naver Clova OCR(*.apigw.ntruss.com) / PaddleOCR 설정 선택, 동시 4건 세마포어 + QUEUED 워커, 1536d RAG·3단계 LLM 판정</w:t>
+            </w:r>
+          </w:p>
+        </w:tc>
+      </w:tr>
+      <w:tr>
+        <w:tc>
+          <w:tcPr>
+            <w:tcW w:type="dxa" w:w="4680"/>
+            <w:shd w:fill="FFFFFF"/>
           </w:tcPr>
           <w:p>
             <w:r>
               <w:rPr>
-                <w:rFonts w:ascii="Malgun Gothic" w:hAnsi="Malgun Gothic"/>
-                <w:sz w:val="18"/>
+                <w:sz w:val="19"/>
               </w:rPr>
-              <w:t>(서명 또는 인)</w:t>
+              <w:t>Database</w:t>
+            </w:r>
+          </w:p>
+        </w:tc>
+        <w:tc>
+          <w:tcPr>
+            <w:tcW w:type="dxa" w:w="4680"/>
+            <w:shd w:fill="FFFFFF"/>
+          </w:tcPr>
+          <w:p>
+            <w:r>
+              <w:t>AWS RDS PostgreSQL 16 (25개 정규 테이블 + 요약 뷰, pgvector 1536차원 HNSW 벡터 인덱스 단일화, 마크다운 계층형 청킹, GIN Trigram 형태소·상충 검색 인덱스)</w:t>
+            </w:r>
+          </w:p>
+        </w:tc>
+      </w:tr>
+      <w:tr>
+        <w:tc>
+          <w:tcPr>
+            <w:tcW w:type="dxa" w:w="4680"/>
+            <w:shd w:fill="F8FAFC"/>
+          </w:tcPr>
+          <w:p>
+            <w:r>
+              <w:rPr>
+                <w:sz w:val="19"/>
+              </w:rPr>
+              <w:t>Storage &amp; Infra</w:t>
+            </w:r>
+          </w:p>
+        </w:tc>
+        <w:tc>
+          <w:tcPr>
+            <w:tcW w:type="dxa" w:w="4680"/>
+            <w:shd w:fill="F8FAFC"/>
+          </w:tcPr>
+          <w:p>
+            <w:r>
+              <w:t>AWS EKS 매니지드 쿠버네티스(5대 모듈 컨테이너 분리, AP 기본 제공 타입 우선 구성 후 성능테스트 OOM 발생 시 스펙 증설), 물리적 ALB 2개 분리(BO ALB / 대외연계 ALB), Batch 서버(:18084), AWS S3(Storage Class: Intelligent-Tiering 자동 적용)</w:t>
             </w:r>
           </w:p>
         </w:tc>
       </w:tr>
     </w:tbl>
-    <w:p/>
+    <w:p>
+      <w:pPr>
+        <w:pStyle w:val="Heading1"/>
+      </w:pPr>
+      <w:r>
+        <w:t>2. 데이터 및 AI 추론 아키텍처</w:t>
+      </w:r>
+    </w:p>
+    <w:p>
+      <w:r>
+        <w:t>1. 단일 원천(SSOT) DB 및 PG Vector 1536차원·계층형 청킹 일원화: 모든 스키마(25개 정규 테이블 + 요약 뷰)는 단일 SQL에 일원화되며, 마크다운 계층형(Parent-Child) 법령 청킹, PostgreSQL pgvector 1536차원(VECTOR(1536)) HNSW 인덱스와 GIN Trigram 형태소·과거 심의 상충 탐지 인덱스를 결합하여 고속 하이브리드 RAG 심의를 수행합니다.</w:t>
+        <w:br/>
+        <w:t>2. 동영상 1차 AI 피크프레임 자동 추출 및 2차 웹 화면 장면 보정 (BO·API ➔ Agent EKS Service 호출): 1차로 AI Agent가 OpenCV 기반으로 동영상 텍스트 애니메이션 완성 시점(피크프레임)과 하단 미세 각주를 자동 추출하며, 2차로 이를 보정하기 위해 통합 웹 화면(Client/fe :3104)에서 동영상을 재생하여 사용자가 특정 화면에 멈춰 장면을 추가하거나 AI가 만든 장면을 편집·삭제합니다. 대외 연계 서버(server-api :18085) 및 BO 업무 서버(server-be :18080) 모두 EKS 내부 K8s Service(http://syncguard-ai-agent-svc:18083)를 통해 AI Agent를 호출합니다.</w:t>
+        <w:br/>
+        <w:t>3. S3 'Intelligent-Tiering' 자동 적용 및 AP 기본 인프라 스펙 운영: 파일 보관주기가 명확히 정해지지 않은 특성을 고려하여 S3 업로드 시 저장 타입으로 'Intelligent-Tiering'이 자동 적용되도록 구성해 자동 접근 패턴 분석 기반 보관비용을 최적화합니다. 모든 EKS 파드 및 RDS 스펙은 한빛글로벌(AP) 기본 제공 타입으로 우선 구성하며, 성능 테스트 시 OOM 등 리소스 부족으로 서비스 중단 이슈가 지속 발생하는 시점에 스펙 증설을 요청합니다.</w:t>
+      </w:r>
+    </w:p>
+    <w:p>
+      <w:pPr>
+        <w:pStyle w:val="Heading1"/>
+      </w:pPr>
+      <w:r>
+        <w:t>3. 네트워크 및 보안 아키텍처</w:t>
+      </w:r>
+    </w:p>
+    <w:p>
+      <w:r>
+        <w:t>• 물리적 ALB 2개 분리 및 접근 통제: BO(관리자) 전용 ALB(syncguard-ai-bo-prv-alb, claim.hanbitglobal.com)에는 사내 사용자 PC/VPN 대역만 오픈하여 통합 웹(:3104)·업무 서버(:18080)로 라우팅하고, 대외 연계 전용 ALB(syncguard-ai-api-prv-alb, syncguard-api.hanbitglobal.com)에는 마케팅허브(MarketingHub) AP 서버만 오픈하여 대외 연계 서버(:18085)로 단독 라우팅합니다.</w:t>
+        <w:br/>
+        <w:t>• EKS K8s Service 기반 내부 통신: 대외 연계 서버(server-api :18085) 및 BO 업무 서버(server-be :18080)에서 AI Agent 서버(server-ai-agent :18083) 호출 시 EKS Service(http://syncguard-ai-agent-svc:18083)를 통해 통신합니다.</w:t>
+        <w:br/>
+        <w:t>• 네이버 클로바 OCR 및 대외/사내 Outbound 방화벽 명시: AI Agent(:18083)에서 네이버 클로바 OCR API(https://*.apigw.ntruss.com) 및 비학습 상용 LLM API(https://api.openai.com, https://api.anthropic.com)로의 Outbound(:443) 방화벽과, 마케팅허브(https://mkthub-api.hanbitglobal.com), 프로덕트랩(https://productlab-core.hanbitglobal.com), 사내 SSO/IAM(https://sso.hanbitglobal.com), SMTP(smtp.ncloud.com:587) Outbound 경로를 명확히 정의합니다.</w:t>
+      </w:r>
+    </w:p>
+    <w:p>
+      <w:r>
+        <w:rPr>
+          <w:b/>
+        </w:rPr>
+        <w:t>3.1 구간별 네트워크 방화벽 오픈 요청 매트릭스 (네이버 OCR 및 Outbound URL/서버 정보)</w:t>
+      </w:r>
+    </w:p>
+    <w:tbl>
+      <w:tblPr>
+        <w:tblW w:type="auto" w:w="0"/>
+        <w:tblLook w:firstColumn="1" w:firstRow="1" w:lastColumn="0" w:lastRow="0" w:noHBand="0" w:noVBand="1" w:val="04A0"/>
+      </w:tblPr>
+      <w:tblGrid>
+        <w:gridCol w:w="1337"/>
+        <w:gridCol w:w="1337"/>
+        <w:gridCol w:w="1337"/>
+        <w:gridCol w:w="1337"/>
+        <w:gridCol w:w="1337"/>
+        <w:gridCol w:w="1337"/>
+        <w:gridCol w:w="1337"/>
+      </w:tblGrid>
+      <w:tr>
+        <w:tc>
+          <w:tcPr>
+            <w:tcW w:type="dxa" w:w="1337"/>
+          </w:tcPr>
+          <w:p>
+            <w:r>
+              <w:t>No</w:t>
+            </w:r>
+          </w:p>
+        </w:tc>
+        <w:tc>
+          <w:tcPr>
+            <w:tcW w:type="dxa" w:w="1337"/>
+          </w:tcPr>
+          <w:p>
+            <w:r>
+              <w:t>출발지 (Source)</w:t>
+            </w:r>
+          </w:p>
+        </w:tc>
+        <w:tc>
+          <w:tcPr>
+            <w:tcW w:type="dxa" w:w="1337"/>
+          </w:tcPr>
+          <w:p>
+            <w:r>
+              <w:t>목적지 시스템</w:t>
+            </w:r>
+          </w:p>
+        </w:tc>
+        <w:tc>
+          <w:tcPr>
+            <w:tcW w:type="dxa" w:w="1337"/>
+          </w:tcPr>
+          <w:p>
+            <w:r>
+              <w:t>대상 URL / 서버 정보 (FQDN · Host)</w:t>
+            </w:r>
+          </w:p>
+        </w:tc>
+        <w:tc>
+          <w:tcPr>
+            <w:tcW w:type="dxa" w:w="1337"/>
+          </w:tcPr>
+          <w:p>
+            <w:r>
+              <w:t>포트</w:t>
+            </w:r>
+          </w:p>
+        </w:tc>
+        <w:tc>
+          <w:tcPr>
+            <w:tcW w:type="dxa" w:w="1337"/>
+          </w:tcPr>
+          <w:p>
+            <w:r>
+              <w:t>방향</w:t>
+            </w:r>
+          </w:p>
+        </w:tc>
+        <w:tc>
+          <w:tcPr>
+            <w:tcW w:type="dxa" w:w="1337"/>
+          </w:tcPr>
+          <w:p>
+            <w:r>
+              <w:t>연동 목적 및 비고</w:t>
+            </w:r>
+          </w:p>
+        </w:tc>
+      </w:tr>
+      <w:tr>
+        <w:tc>
+          <w:tcPr>
+            <w:tcW w:type="dxa" w:w="1337"/>
+          </w:tcPr>
+          <w:p>
+            <w:r>
+              <w:t>1</w:t>
+            </w:r>
+          </w:p>
+        </w:tc>
+        <w:tc>
+          <w:tcPr>
+            <w:tcW w:type="dxa" w:w="1337"/>
+          </w:tcPr>
+          <w:p>
+            <w:r>
+              <w:t>사내 업무망 PC / VPN 대역</w:t>
+            </w:r>
+          </w:p>
+        </w:tc>
+        <w:tc>
+          <w:tcPr>
+            <w:tcW w:type="dxa" w:w="1337"/>
+          </w:tcPr>
+          <w:p>
+            <w:r>
+              <w:t>BO 전용 ALB</w:t>
+              <w:br/>
+              <w:t>(syncguard-ai-bo-prv-alb)</w:t>
+            </w:r>
+          </w:p>
+        </w:tc>
+        <w:tc>
+          <w:tcPr>
+            <w:tcW w:type="dxa" w:w="1337"/>
+          </w:tcPr>
+          <w:p>
+            <w:r>
+              <w:t>https://claim.hanbitglobal.com</w:t>
+            </w:r>
+          </w:p>
+        </w:tc>
+        <w:tc>
+          <w:tcPr>
+            <w:tcW w:type="dxa" w:w="1337"/>
+          </w:tcPr>
+          <w:p>
+            <w:r>
+              <w:t>TCP 443</w:t>
+            </w:r>
+          </w:p>
+        </w:tc>
+        <w:tc>
+          <w:tcPr>
+            <w:tcW w:type="dxa" w:w="1337"/>
+          </w:tcPr>
+          <w:p>
+            <w:r>
+              <w:t>Inbound</w:t>
+            </w:r>
+          </w:p>
+        </w:tc>
+        <w:tc>
+          <w:tcPr>
+            <w:tcW w:type="dxa" w:w="1337"/>
+          </w:tcPr>
+          <w:p>
+            <w:r>
+              <w:t>사용자대역 오픈 ➔ 통합웹(:3104) 및 업무BE(:18080) 접속</w:t>
+            </w:r>
+          </w:p>
+        </w:tc>
+      </w:tr>
+      <w:tr>
+        <w:tc>
+          <w:tcPr>
+            <w:tcW w:type="dxa" w:w="1337"/>
+          </w:tcPr>
+          <w:p>
+            <w:r>
+              <w:t>2</w:t>
+            </w:r>
+          </w:p>
+        </w:tc>
+        <w:tc>
+          <w:tcPr>
+            <w:tcW w:type="dxa" w:w="1337"/>
+          </w:tcPr>
+          <w:p>
+            <w:r>
+              <w:t>마케팅허브(MarketingHub) AP 서버</w:t>
+            </w:r>
+          </w:p>
+        </w:tc>
+        <w:tc>
+          <w:tcPr>
+            <w:tcW w:type="dxa" w:w="1337"/>
+          </w:tcPr>
+          <w:p>
+            <w:r>
+              <w:t>대외 연계 전용 ALB</w:t>
+              <w:br/>
+              <w:t>(syncguard-ai-api-prv-alb)</w:t>
+            </w:r>
+          </w:p>
+        </w:tc>
+        <w:tc>
+          <w:tcPr>
+            <w:tcW w:type="dxa" w:w="1337"/>
+          </w:tcPr>
+          <w:p>
+            <w:r>
+              <w:t>https://syncguard-api.hanbitglobal.com</w:t>
+            </w:r>
+          </w:p>
+        </w:tc>
+        <w:tc>
+          <w:tcPr>
+            <w:tcW w:type="dxa" w:w="1337"/>
+          </w:tcPr>
+          <w:p>
+            <w:r>
+              <w:t>TCP 443</w:t>
+            </w:r>
+          </w:p>
+        </w:tc>
+        <w:tc>
+          <w:tcPr>
+            <w:tcW w:type="dxa" w:w="1337"/>
+          </w:tcPr>
+          <w:p>
+            <w:r>
+              <w:t>Inbound</w:t>
+            </w:r>
+          </w:p>
+        </w:tc>
+        <w:tc>
+          <w:tcPr>
+            <w:tcW w:type="dxa" w:w="1337"/>
+          </w:tcPr>
+          <w:p>
+            <w:r>
+              <w:t>마케팅허브 서버만 오픈 ➔ 대외연계 API(:18085) 단독 접속</w:t>
+            </w:r>
+          </w:p>
+        </w:tc>
+      </w:tr>
+      <w:tr>
+        <w:tc>
+          <w:tcPr>
+            <w:tcW w:type="dxa" w:w="1337"/>
+          </w:tcPr>
+          <w:p>
+            <w:r>
+              <w:t>3</w:t>
+            </w:r>
+          </w:p>
+        </w:tc>
+        <w:tc>
+          <w:tcPr>
+            <w:tcW w:type="dxa" w:w="1337"/>
+          </w:tcPr>
+          <w:p>
+            <w:r>
+              <w:t>업무 BE(:18080)</w:t>
+              <w:br/>
+              <w:t>대외 연계 API(:18085)</w:t>
+            </w:r>
+          </w:p>
+        </w:tc>
+        <w:tc>
+          <w:tcPr>
+            <w:tcW w:type="dxa" w:w="1337"/>
+          </w:tcPr>
+          <w:p>
+            <w:r>
+              <w:t>AI Agent 파드</w:t>
+              <w:br/>
+              <w:t>RDS / S3</w:t>
+            </w:r>
+          </w:p>
+        </w:tc>
+        <w:tc>
+          <w:tcPr>
+            <w:tcW w:type="dxa" w:w="1337"/>
+          </w:tcPr>
+          <w:p>
+            <w:r>
+              <w:t>http://syncguard-ai-agent-svc:18083</w:t>
+              <w:br/>
+              <w:t>syncguard-db.hanbitglobal.com:5432</w:t>
+              <w:br/>
+              <w:t>s3.ap-northeast-2.amazonaws.com</w:t>
+            </w:r>
+          </w:p>
+        </w:tc>
+        <w:tc>
+          <w:tcPr>
+            <w:tcW w:type="dxa" w:w="1337"/>
+          </w:tcPr>
+          <w:p>
+            <w:r>
+              <w:t>TCP 18083</w:t>
+              <w:br/>
+              <w:t>5432 / 443</w:t>
+            </w:r>
+          </w:p>
+        </w:tc>
+        <w:tc>
+          <w:tcPr>
+            <w:tcW w:type="dxa" w:w="1337"/>
+          </w:tcPr>
+          <w:p>
+            <w:r>
+              <w:t>Internal</w:t>
+            </w:r>
+          </w:p>
+        </w:tc>
+        <w:tc>
+          <w:tcPr>
+            <w:tcW w:type="dxa" w:w="1337"/>
+          </w:tcPr>
+          <w:p>
+            <w:r>
+              <w:t>BO 업무서버 및 대외연계 서버 ➔ AI Agent EKS Service 통신, RDS·S3(Intelligent-Tiering) 연동</w:t>
+            </w:r>
+          </w:p>
+        </w:tc>
+      </w:tr>
+      <w:tr>
+        <w:tc>
+          <w:tcPr>
+            <w:tcW w:type="dxa" w:w="1337"/>
+          </w:tcPr>
+          <w:p>
+            <w:r>
+              <w:t>4</w:t>
+            </w:r>
+          </w:p>
+        </w:tc>
+        <w:tc>
+          <w:tcPr>
+            <w:tcW w:type="dxa" w:w="1337"/>
+          </w:tcPr>
+          <w:p>
+            <w:r>
+              <w:t>AI Agent 파드 (:18083)</w:t>
+            </w:r>
+          </w:p>
+        </w:tc>
+        <w:tc>
+          <w:tcPr>
+            <w:tcW w:type="dxa" w:w="1337"/>
+          </w:tcPr>
+          <w:p>
+            <w:r>
+              <w:t>네이버 클로바 OCR API</w:t>
+            </w:r>
+          </w:p>
+        </w:tc>
+        <w:tc>
+          <w:tcPr>
+            <w:tcW w:type="dxa" w:w="1337"/>
+          </w:tcPr>
+          <w:p>
+            <w:r>
+              <w:t>https://*.apigw.ntruss.com</w:t>
+            </w:r>
+          </w:p>
+        </w:tc>
+        <w:tc>
+          <w:tcPr>
+            <w:tcW w:type="dxa" w:w="1337"/>
+          </w:tcPr>
+          <w:p>
+            <w:r>
+              <w:t>TCP 443</w:t>
+            </w:r>
+          </w:p>
+        </w:tc>
+        <w:tc>
+          <w:tcPr>
+            <w:tcW w:type="dxa" w:w="1337"/>
+          </w:tcPr>
+          <w:p>
+            <w:r>
+              <w:t>Outbound</w:t>
+            </w:r>
+          </w:p>
+        </w:tc>
+        <w:tc>
+          <w:tcPr>
+            <w:tcW w:type="dxa" w:w="1337"/>
+          </w:tcPr>
+          <w:p>
+            <w:r>
+              <w:t>[네이버 OCR 방화벽] 시안 이미지·AI 추출 피크프레임·웹 보정 장면 OCR 추출</w:t>
+            </w:r>
+          </w:p>
+        </w:tc>
+      </w:tr>
+      <w:tr>
+        <w:tc>
+          <w:tcPr>
+            <w:tcW w:type="dxa" w:w="1337"/>
+          </w:tcPr>
+          <w:p>
+            <w:r>
+              <w:t>5</w:t>
+            </w:r>
+          </w:p>
+        </w:tc>
+        <w:tc>
+          <w:tcPr>
+            <w:tcW w:type="dxa" w:w="1337"/>
+          </w:tcPr>
+          <w:p>
+            <w:r>
+              <w:t>AI Agent 파드 (:18083)</w:t>
+            </w:r>
+          </w:p>
+        </w:tc>
+        <w:tc>
+          <w:tcPr>
+            <w:tcW w:type="dxa" w:w="1337"/>
+          </w:tcPr>
+          <w:p>
+            <w:r>
+              <w:t>기업용 상용 LLM API</w:t>
+            </w:r>
+          </w:p>
+        </w:tc>
+        <w:tc>
+          <w:tcPr>
+            <w:tcW w:type="dxa" w:w="1337"/>
+          </w:tcPr>
+          <w:p>
+            <w:r>
+              <w:t>https://api.openai.com</w:t>
+              <w:br/>
+              <w:t>https://api.anthropic.com</w:t>
+            </w:r>
+          </w:p>
+        </w:tc>
+        <w:tc>
+          <w:tcPr>
+            <w:tcW w:type="dxa" w:w="1337"/>
+          </w:tcPr>
+          <w:p>
+            <w:r>
+              <w:t>TCP 443</w:t>
+            </w:r>
+          </w:p>
+        </w:tc>
+        <w:tc>
+          <w:tcPr>
+            <w:tcW w:type="dxa" w:w="1337"/>
+          </w:tcPr>
+          <w:p>
+            <w:r>
+              <w:t>Outbound</w:t>
+            </w:r>
+          </w:p>
+        </w:tc>
+        <w:tc>
+          <w:tcPr>
+            <w:tcW w:type="dxa" w:w="1337"/>
+          </w:tcPr>
+          <w:p>
+            <w:r>
+              <w:t>비학습(Zero Data Retention) 상용 LLM 3단계 판정 및 1536d 임베딩 호출</w:t>
+            </w:r>
+          </w:p>
+        </w:tc>
+      </w:tr>
+      <w:tr>
+        <w:tc>
+          <w:tcPr>
+            <w:tcW w:type="dxa" w:w="1337"/>
+          </w:tcPr>
+          <w:p>
+            <w:r>
+              <w:t>6</w:t>
+            </w:r>
+          </w:p>
+        </w:tc>
+        <w:tc>
+          <w:tcPr>
+            <w:tcW w:type="dxa" w:w="1337"/>
+          </w:tcPr>
+          <w:p>
+            <w:r>
+              <w:t>대외 연계 API(:18085)</w:t>
+              <w:br/>
+              <w:t>업무 BE(:18080)</w:t>
+            </w:r>
+          </w:p>
+        </w:tc>
+        <w:tc>
+          <w:tcPr>
+            <w:tcW w:type="dxa" w:w="1337"/>
+          </w:tcPr>
+          <w:p>
+            <w:r>
+              <w:t>마케팅허브 API &amp; 전성분 RDB</w:t>
+            </w:r>
+          </w:p>
+        </w:tc>
+        <w:tc>
+          <w:tcPr>
+            <w:tcW w:type="dxa" w:w="1337"/>
+          </w:tcPr>
+          <w:p>
+            <w:r>
+              <w:t>https://mkthub-api.hanbitglobal.com</w:t>
+            </w:r>
+          </w:p>
+        </w:tc>
+        <w:tc>
+          <w:tcPr>
+            <w:tcW w:type="dxa" w:w="1337"/>
+          </w:tcPr>
+          <w:p>
+            <w:r>
+              <w:t>TCP 443</w:t>
+              <w:br/>
+              <w:t>TCP 1521</w:t>
+            </w:r>
+          </w:p>
+        </w:tc>
+        <w:tc>
+          <w:tcPr>
+            <w:tcW w:type="dxa" w:w="1337"/>
+          </w:tcPr>
+          <w:p>
+            <w:r>
+              <w:t>Outbound</w:t>
+            </w:r>
+          </w:p>
+        </w:tc>
+        <w:tc>
+          <w:tcPr>
+            <w:tcW w:type="dxa" w:w="1337"/>
+          </w:tcPr>
+          <w:p>
+            <w:r>
+              <w:t>마케팅허브 심의 확정 결과(HTML/JSON/PDF) 콜백 회신 및 전성분·배합한도 RDB 조회</w:t>
+            </w:r>
+          </w:p>
+        </w:tc>
+      </w:tr>
+      <w:tr>
+        <w:tc>
+          <w:tcPr>
+            <w:tcW w:type="dxa" w:w="1337"/>
+          </w:tcPr>
+          <w:p>
+            <w:r>
+              <w:t>7</w:t>
+            </w:r>
+          </w:p>
+        </w:tc>
+        <w:tc>
+          <w:tcPr>
+            <w:tcW w:type="dxa" w:w="1337"/>
+          </w:tcPr>
+          <w:p>
+            <w:r>
+              <w:t>Batch 파드(:18084)</w:t>
+              <w:br/>
+              <w:t>업무 BE(:18080)</w:t>
+            </w:r>
+          </w:p>
+        </w:tc>
+        <w:tc>
+          <w:tcPr>
+            <w:tcW w:type="dxa" w:w="1337"/>
+          </w:tcPr>
+          <w:p>
+            <w:r>
+              <w:t>프로덕트랩(ProductLab) 서버</w:t>
+              <w:br/>
+              <w:t>사내 SSO/IAM · SMTP</w:t>
+            </w:r>
+          </w:p>
+        </w:tc>
+        <w:tc>
+          <w:tcPr>
+            <w:tcW w:type="dxa" w:w="1337"/>
+          </w:tcPr>
+          <w:p>
+            <w:r>
+              <w:t>https://productlab-core.hanbitglobal.com</w:t>
+              <w:br/>
+              <w:t>https://sso.hanbitglobal.com</w:t>
+              <w:br/>
+              <w:t>smtp.ncloud.com</w:t>
+            </w:r>
+          </w:p>
+        </w:tc>
+        <w:tc>
+          <w:tcPr>
+            <w:tcW w:type="dxa" w:w="1337"/>
+          </w:tcPr>
+          <w:p>
+            <w:r>
+              <w:t>TCP 443</w:t>
+              <w:br/>
+              <w:t>TCP 587</w:t>
+            </w:r>
+          </w:p>
+        </w:tc>
+        <w:tc>
+          <w:tcPr>
+            <w:tcW w:type="dxa" w:w="1337"/>
+          </w:tcPr>
+          <w:p>
+            <w:r>
+              <w:t>Outbound</w:t>
+            </w:r>
+          </w:p>
+        </w:tc>
+        <w:tc>
+          <w:tcPr>
+            <w:tcW w:type="dxa" w:w="1337"/>
+          </w:tcPr>
+          <w:p>
+            <w:r>
+              <w:t>매일 02:00 ProductLab 실증배치 수집, 사내 SSO/IAM 권한 검증 및 실증요청 메일 발송</w:t>
+            </w:r>
+          </w:p>
+        </w:tc>
+      </w:tr>
+      <w:tr>
+        <w:tc>
+          <w:tcPr>
+            <w:tcW w:type="dxa" w:w="1337"/>
+          </w:tcPr>
+          <w:p>
+            <w:r>
+              <w:t>8</w:t>
+            </w:r>
+          </w:p>
+        </w:tc>
+        <w:tc>
+          <w:tcPr>
+            <w:tcW w:type="dxa" w:w="1337"/>
+          </w:tcPr>
+          <w:p>
+            <w:r>
+              <w:t>[Option] Batch(:18084)</w:t>
+              <w:br/>
+              <w:t>AI Agent(:18083)</w:t>
+            </w:r>
+          </w:p>
+        </w:tc>
+        <w:tc>
+          <w:tcPr>
+            <w:tcW w:type="dxa" w:w="1337"/>
+          </w:tcPr>
+          <w:p>
+            <w:r>
+              <w:t>[Option] KT 레몬 API</w:t>
+            </w:r>
+          </w:p>
+        </w:tc>
+        <w:tc>
+          <w:tcPr>
+            <w:tcW w:type="dxa" w:w="1337"/>
+          </w:tcPr>
+          <w:p>
+            <w:r>
+              <w:t>https://ktlemon-gw.hanbitglobal.com</w:t>
+            </w:r>
+          </w:p>
+        </w:tc>
+        <w:tc>
+          <w:tcPr>
+            <w:tcW w:type="dxa" w:w="1337"/>
+          </w:tcPr>
+          <w:p>
+            <w:r>
+              <w:t>TCP 443</w:t>
+              <w:br/>
+              <w:t>8443</w:t>
+            </w:r>
+          </w:p>
+        </w:tc>
+        <w:tc>
+          <w:tcPr>
+            <w:tcW w:type="dxa" w:w="1337"/>
+          </w:tcPr>
+          <w:p>
+            <w:r>
+              <w:t>Outbound</w:t>
+            </w:r>
+          </w:p>
+        </w:tc>
+        <w:tc>
+          <w:tcPr>
+            <w:tcW w:type="dxa" w:w="1337"/>
+          </w:tcPr>
+          <w:p>
+            <w:r>
+              <w:t>[선택 사양] 기술원 실증문서 벡터 매칭 비교 검증(PoC) 시 오픈</w:t>
+            </w:r>
+          </w:p>
+        </w:tc>
+      </w:tr>
+    </w:tbl>
     <w:sectPr>
+      <w:headerReference w:type="default" r:id="rId9"/>
+      <w:footerReference w:type="default" r:id="rId10"/>
       <w:pgSz w:w="12240" w:h="15840"/>
       <w:pgMar w:top="1440" w:right="1440" w:bottom="1440" w:left="1440" w:header="720" w:footer="720" w:gutter="0"/>
       <w:cols w:space="720"/>
@@ -908,6 +1198,26 @@
     </w:sectPr>
   </w:body>
 </w:document>
+</file>
+
+<file path=word/footer1.xml><?xml version="1.0" encoding="utf-8"?>
+<w:ftr xmlns:m="http://schemas.openxmlformats.org/officeDocument/2006/math" xmlns:mc="http://schemas.openxmlformats.org/markup-compatibility/2006" xmlns:mo="http://schemas.microsoft.com/office/mac/office/2008/main" xmlns:mv="urn:schemas-microsoft-com:mac:vml" xmlns:o="urn:schemas-microsoft-com:office:office" xmlns:r="http://schemas.openxmlformats.org/officeDocument/2006/relationships" xmlns:v="urn:schemas-microsoft-com:vml" xmlns:w10="urn:schemas-microsoft-com:office:word" xmlns:w14="http://schemas.microsoft.com/office/word/2010/wordml" xmlns:w="http://schemas.openxmlformats.org/wordprocessingml/2006/main" xmlns:wne="http://schemas.microsoft.com/office/word/2006/wordml" xmlns:wp14="http://schemas.microsoft.com/office/word/2010/wordprocessingDrawing" xmlns:wp="http://schemas.openxmlformats.org/drawingml/2006/wordprocessingDrawing" xmlns:wpc="http://schemas.microsoft.com/office/word/2010/wordprocessingCanvas" xmlns:wpg="http://schemas.microsoft.com/office/word/2010/wordprocessingGroup" xmlns:wpi="http://schemas.microsoft.com/office/word/2010/wordprocessingInk" xmlns:wps="http://schemas.microsoft.com/office/word/2010/wordprocessingShape" mc:Ignorable="w14 wp14">
+  <w:p>
+    <w:pPr>
+      <w:pStyle w:val="Footer"/>
+    </w:pPr>
+  </w:p>
+</w:ftr>
+</file>
+
+<file path=word/header1.xml><?xml version="1.0" encoding="utf-8"?>
+<w:hdr xmlns:m="http://schemas.openxmlformats.org/officeDocument/2006/math" xmlns:mc="http://schemas.openxmlformats.org/markup-compatibility/2006" xmlns:mo="http://schemas.microsoft.com/office/mac/office/2008/main" xmlns:mv="urn:schemas-microsoft-com:mac:vml" xmlns:o="urn:schemas-microsoft-com:office:office" xmlns:r="http://schemas.openxmlformats.org/officeDocument/2006/relationships" xmlns:v="urn:schemas-microsoft-com:vml" xmlns:w10="urn:schemas-microsoft-com:office:word" xmlns:w14="http://schemas.microsoft.com/office/word/2010/wordml" xmlns:w="http://schemas.openxmlformats.org/wordprocessingml/2006/main" xmlns:wne="http://schemas.microsoft.com/office/word/2006/wordml" xmlns:wp14="http://schemas.microsoft.com/office/word/2010/wordprocessingDrawing" xmlns:wp="http://schemas.openxmlformats.org/drawingml/2006/wordprocessingDrawing" xmlns:wpc="http://schemas.microsoft.com/office/word/2010/wordprocessingCanvas" xmlns:wpg="http://schemas.microsoft.com/office/word/2010/wordprocessingGroup" xmlns:wpi="http://schemas.microsoft.com/office/word/2010/wordprocessingInk" xmlns:wps="http://schemas.microsoft.com/office/word/2010/wordprocessingShape" mc:Ignorable="w14 wp14">
+  <w:p>
+    <w:pPr>
+      <w:pStyle w:val="Header"/>
+    </w:pPr>
+  </w:p>
+</w:hdr>
 </file>
 
 <file path=word/numbering.xml><?xml version="1.0" encoding="utf-8"?>

--- a/templates/office/Phase2_시스템아키텍처설계서_SAD.docx
+++ b/templates/office/Phase2_시스템아키텍처설계서_SAD.docx
@@ -443,7 +443,7 @@
           </w:tcPr>
           <w:p>
             <w:r>
-              <w:t>AWS EKS 매니지드 쿠버네티스(5대 모듈 컨테이너 분리, AP 기본 제공 타입 우선 구성 후 성능테스트 OOM 발생 시 스펙 증설), 물리적 ALB 2개 분리(BO ALB / 대외연계 ALB), Batch 서버(:18084), AWS S3(Storage Class: Intelligent-Tiering 자동 적용)</w:t>
+              <w:t>AWS EKS 매니지드 쿠버네티스(5대 모듈 컨테이너 분리, AP 기본 제공 타입 우선 구성 후 성능테스트 심의M 발생 시 스펙 증설), 물리적 ALB 2개 분리(BO ALB / 대외연계 ALB), Batch 서버(:18084), AWS S3(Storage Class: Intelligent-Tiering 자동 적용)</w:t>
             </w:r>
           </w:p>
         </w:tc>
@@ -463,7 +463,7 @@
         <w:br/>
         <w:t>2. 동영상 1차 AI 피크프레임 자동 추출 및 2차 웹 화면 장면 보정 (BO·API ➔ Agent EKS Service 호출): 1차로 AI Agent가 OpenCV 기반으로 동영상 텍스트 애니메이션 완성 시점(피크프레임)과 하단 미세 각주를 자동 추출하며, 2차로 이를 보정하기 위해 통합 웹 화면(Client/fe :3104)에서 동영상을 재생하여 사용자가 특정 화면에 멈춰 장면을 추가하거나 AI가 만든 장면을 편집·삭제합니다. 대외 연계 서버(server-api :18085) 및 BO 업무 서버(server-be :18080) 모두 EKS 내부 K8s Service(http://syncguard-ai-agent-svc:18083)를 통해 AI Agent를 호출합니다.</w:t>
         <w:br/>
-        <w:t>3. S3 'Intelligent-Tiering' 자동 적용 및 AP 기본 인프라 스펙 운영: 파일 보관주기가 명확히 정해지지 않은 특성을 고려하여 S3 업로드 시 저장 타입으로 'Intelligent-Tiering'이 자동 적용되도록 구성해 자동 접근 패턴 분석 기반 보관비용을 최적화합니다. 모든 EKS 파드 및 RDS 스펙은 한빛글로벌(AP) 기본 제공 타입으로 우선 구성하며, 성능 테스트 시 OOM 등 리소스 부족으로 서비스 중단 이슈가 지속 발생하는 시점에 스펙 증설을 요청합니다.</w:t>
+        <w:t>3. S3 'Intelligent-Tiering' 자동 적용 및 AP 기본 인프라 스펙 운영: 파일 보관주기가 명확히 정해지지 않은 특성을 고려하여 S3 업로드 시 저장 타입으로 'Intelligent-Tiering'이 자동 적용되도록 구성해 자동 접근 패턴 분석 기반 보관비용을 최적화합니다. 모든 EKS 파드 및 RDS 스펙은 한빛글로벌(AP) 기본 제공 타입으로 우선 구성하며, 성능 테스트 시 심의M 등 리소스 부족으로 서비스 중단 이슈가 지속 발생하는 시점에 스펙 증설을 요청합니다.</w:t>
       </w:r>
     </w:p>
     <w:p>

--- a/templates/office/Phase2_시스템아키텍처설계서_SAD.docx
+++ b/templates/office/Phase2_시스템아키텍처설계서_SAD.docx
@@ -28,7 +28,7 @@
           <w:color w:val="64748B"/>
           <w:sz w:val="26"/>
         </w:rPr>
-        <w:t>SyncGuard AI 소프트웨어, 인프라, 데이터 및 AI 추론 아키텍처 설계 명세</w:t>
+        <w:t>SyncFlow AI 소프트웨어, 인프라, 데이터 및 AI 추론 아키텍처 설계 명세</w:t>
       </w:r>
     </w:p>
     <w:p>
@@ -77,7 +77,7 @@
               <w:rPr>
                 <w:sz w:val="19"/>
               </w:rPr>
-              <w:t>한빛글로벌 엔터프라이즈 AI 콘텐츠·규제 심의 자동화 시스템(SyncGuard AI) 구축</w:t>
+              <w:t>한빛글로벌 지능형 공급망 구매·조달 계약 및 부품 품질규격 AI 검증 플랫폼(SyncFlow AI) 구축</w:t>
             </w:r>
           </w:p>
         </w:tc>
@@ -143,7 +143,7 @@
           </w:tcPr>
           <w:p>
             <w:r>
-              <w:t>v1.3 (BO/대외연계 ALB 물리분리 · BE/API➔Agent EKS Service 호출 · AI 피크프레임 추출+웹 장면보정 · S3 Intelligent-Tiering · AP 기본스펙 · 네이버OCR/Outbound 방화벽 URL 반영)</w:t>
+              <w:t>v1.3 (BO/대외연계 ALB 물리분리 · BE/API➔Agent EKS Service 호출 · AI 도면 규격영역 추출+웹 장면보정 · S3 Intelligent-Tiering · HB 표준스펙 · 비전OCR/Outbound 방화벽 URL 반영)</w:t>
             </w:r>
           </w:p>
         </w:tc>
@@ -260,7 +260,7 @@
     </w:p>
     <w:p>
       <w:r>
-        <w:t>한빛글로벌 SyncGuard AI 시스템은 BO(관리자) 전용 ALB(사용자대역 오픈)와 대외 연계 전용 ALB(마케팅허브 서버만 오픈)의 물리적 분리, 대용량 광고 시안·동영상(최대 300MB) S3 업로드 시 'Intelligent-Tiering' 자동 적용, AI Agent의 OpenCV 기반 영상 피크프레임 1차 자동 추출 및 통합 웹 화면(:3104) 내 동영상 재생·특정화면 멈춤 기반 장면 추가/편집/삭제 보정(BO·대외연계 서버에서 EKS Service를 통해 AI Agent 호출), 네이버 클로바 OCR / 패들 OCR 선택 실행, 식약처 표시·광고 공정화법·마케팅허브 전성분 RDB·ProductLab 실증자료·과거 심의 이력 상충 탐지 기반 심의를 위해 5대 표준 모듈(1. 통합 웹 콘솔[Client/fe :3104], 2. 메인 업무·관리 서버[server-be :18080], 3. 대외 연계·파일 API 서버[server-api :18085], 4. AI Agent[server-ai-agent :18083], 5. Batch[server-batch :18084])로 설계되었습니다.</w:t>
+        <w:t>한빛글로벌 SyncFlow AI 시스템은 BO(관리자) 전용 ALB(사용자대역 오픈)와 대외 연계 전용 ALB(전자구매포털 서버만 오픈)의 물리적 분리, 대용량 구매계약 계약·도서·설계도면(최대 300MB) S3 업로드 시 'Intelligent-Tiering' 자동 적용, AI Agent의 OpenCV 기반 영상 도면스냅샷 1차 자동 추출 및 통합 웹 화면(:3104) 내 설계도면 재생·특정화면 멈춤 기반 장면 추가/편집/삭제 보정(BO·대외연계 서버에서 EKS Service를 통해 AI Agent 호출), 엔터프라이즈 비전 OCR / 도면 OCR 선택 실행, 공정위·표준원 하도급거래 공정화법·전자구매포털 자재BOM RDB·PLM-Nexus 시험성적서·과거 검증 이력 상충 탐지 기반 검증을 위해 5대 표준 모듈(1. 통합 웹 콘솔[Client/fe :3104], 2. 메인 업무·관리 서버[server-be :18080], 3. 대외 연계·파일 API 서버[server-api :18085], 4. AI Agent[server-ai-agent :18083], 5. Batch[server-batch :18084])로 설계되었습니다.</w:t>
       </w:r>
     </w:p>
     <w:p>
@@ -335,7 +335,7 @@
           </w:tcPr>
           <w:p>
             <w:r>
-              <w:t>통합 웹 콘솔(Client/fe :3104, Vue 3 + TypeScript + Vite: 시안·영상 Side-by-Side 대조, AI 1차 추출 피크프레임 확인 및 웹 동영상 재생·특정화면 멈춤 장면 추가/편집/삭제 보정, 과거 상충 비교, 실증요청 메일, 백오피스 통합) + 마케팅허브(MarketingHub) 의뢰·결과(HTML/JSON) 표출 연동</w:t>
+              <w:t>통합 웹 콘솔(Client/fe :3104, Vue 3 + TypeScript + Vite: 계약·도서·영상 Side-by-Side 대조, AI 1차 추출 도면스냅샷 확인 및 웹 설계도면 재생·특정화면 멈춤 장면 추가/편집/삭제 보정, 과거 상충 비교, 성적서요청 메일, 백오피스 통합) + 전자구매포털(SRM-Portal) 의뢰·결과(HTML/JSON) 표출 연동</w:t>
             </w:r>
           </w:p>
         </w:tc>
@@ -362,7 +362,7 @@
           </w:tcPr>
           <w:p>
             <w:r>
-              <w:t>메인 업무·관리 서버(server-be :18080, BO 전용 ALB[사용자대역 오픈] 연결, 심의 워크스페이스·웹 장면보정/재실행 시 EKS Service로 AI Agent 호출·상충탐지·백오피스·IAM 검증) + 대외연계·파일 API 서버(server-api :18085, 대외연계 전용 ALB[마케팅허브만 오픈] 연결, 300MB S3 Intelligent-Tiering 업로드·EKS Service로 AI Agent 호출)</w:t>
+              <w:t>메인 업무·관리 서버(server-be :18080, BO 전용 ALB[사용자대역 오픈] 연결, 검증 워크스페이스·웹 장면보정/재실행 시 EKS Service로 AI Agent 호출·상충탐지·백오피스·IAM 검증) + 대외연계·파일 API 서버(server-api :18085, 대외연계 전용 ALB[전자구매포털만 오픈] 연결, 300MB S3 Intelligent-Tiering 업로드·EKS Service로 AI Agent 호출)</w:t>
             </w:r>
           </w:p>
         </w:tc>
@@ -389,7 +389,7 @@
           </w:tcPr>
           <w:p>
             <w:r>
-              <w:t>AI Agent(server-ai-agent :18083): OpenCV 영상 피크프레임·미세각주 1차 자동 추출 및 웹 화면 사용자 보정 장면 재분석, Naver Clova OCR(*.apigw.ntruss.com) / PaddleOCR 설정 선택, 동시 4건 세마포어 + QUEUED 워커, 1536d RAG·3단계 LLM 판정</w:t>
+              <w:t>AI Agent(server-ai-agent :18083): OpenCV 도면 핵심규격·특약주석 1차 자동 추출 및 웹 화면 사용자 보정 장면 재분석, Enterprise Vision OCR(ocr-api.hanbitglobal.internal) / PaddleOCR 설정 선택, 동시 4건 세마포어 + QUEUED 워커, 1536d RAG·3단계 LLM 판정</w:t>
             </w:r>
           </w:p>
         </w:tc>
@@ -443,7 +443,7 @@
           </w:tcPr>
           <w:p>
             <w:r>
-              <w:t>AWS EKS 매니지드 쿠버네티스(5대 모듈 컨테이너 분리, AP 기본 제공 타입 우선 구성 후 성능테스트 심의M 발생 시 스펙 증설), 물리적 ALB 2개 분리(BO ALB / 대외연계 ALB), Batch 서버(:18084), AWS S3(Storage Class: Intelligent-Tiering 자동 적용)</w:t>
+              <w:t>AWS EKS 매니지드 쿠버네티스(5대 모듈 컨테이너 분리, HB 표준 제공 타입 우선 구성 후 성능테스트 검증M 발생 시 스펙 증설), 물리적 ALB 2개 분리(BO ALB / 대외연계 ALB), Batch 서버(:18084), AWS S3(Storage Class: Intelligent-Tiering 자동 적용)</w:t>
             </w:r>
           </w:p>
         </w:tc>
@@ -459,11 +459,11 @@
     </w:p>
     <w:p>
       <w:r>
-        <w:t>1. 단일 원천(SSOT) DB 및 PG Vector 1536차원·계층형 청킹 일원화: 모든 스키마(25개 정규 테이블 + 요약 뷰)는 단일 SQL에 일원화되며, 마크다운 계층형(Parent-Child) 법령 청킹, PostgreSQL pgvector 1536차원(VECTOR(1536)) HNSW 인덱스와 GIN Trigram 형태소·과거 심의 상충 탐지 인덱스를 결합하여 고속 하이브리드 RAG 심의를 수행합니다.</w:t>
+        <w:t>1. 단일 원천(SSOT) DB 및 PG Vector 1536차원·계층형 청킹 일원화: 모든 스키마(25개 정규 테이블 + 요약 뷰)는 단일 SQL에 일원화되며, 마크다운 계층형(Parent-Child) 법령 청킹, PostgreSQL pgvector 1536차원(VECTOR(1536)) HNSW 인덱스와 GIN Trigram 형태소·과거 검증 상충 탐지 인덱스를 결합하여 고속 하이브리드 RAG 검증을 수행합니다.</w:t>
         <w:br/>
-        <w:t>2. 동영상 1차 AI 피크프레임 자동 추출 및 2차 웹 화면 장면 보정 (BO·API ➔ Agent EKS Service 호출): 1차로 AI Agent가 OpenCV 기반으로 동영상 텍스트 애니메이션 완성 시점(피크프레임)과 하단 미세 각주를 자동 추출하며, 2차로 이를 보정하기 위해 통합 웹 화면(Client/fe :3104)에서 동영상을 재생하여 사용자가 특정 화면에 멈춰 장면을 추가하거나 AI가 만든 장면을 편집·삭제합니다. 대외 연계 서버(server-api :18085) 및 BO 업무 서버(server-be :18080) 모두 EKS 내부 K8s Service(http://syncguard-ai-agent-svc:18083)를 통해 AI Agent를 호출합니다.</w:t>
+        <w:t>2. 설계도면 1차 AI 도면스냅샷 자동 추출 및 2차 웹 화면 장면 보정 (BO·API ➔ Agent EKS Service 호출): 1차로 AI Agent가 OpenCV 기반으로 설계도면 텍스트 애니메이션 완성 시점(도면스냅샷)과 하단 미세 특약주석를 자동 추출하며, 2차로 이를 보정하기 위해 통합 웹 화면(Client/fe :3104)에서 설계도면을 재생하여 사용자가 특정 화면에 멈춰 장면을 추가하거나 AI가 만든 장면을 편집·삭제합니다. 대외 연계 서버(server-api :18085) 및 BO 업무 서버(server-be :18080) 모두 EKS 내부 K8s Service(http://syncflow-ai-agent-svc:18083)를 통해 AI Agent를 호출합니다.</w:t>
         <w:br/>
-        <w:t>3. S3 'Intelligent-Tiering' 자동 적용 및 AP 기본 인프라 스펙 운영: 파일 보관주기가 명확히 정해지지 않은 특성을 고려하여 S3 업로드 시 저장 타입으로 'Intelligent-Tiering'이 자동 적용되도록 구성해 자동 접근 패턴 분석 기반 보관비용을 최적화합니다. 모든 EKS 파드 및 RDS 스펙은 한빛글로벌(AP) 기본 제공 타입으로 우선 구성하며, 성능 테스트 시 심의M 등 리소스 부족으로 서비스 중단 이슈가 지속 발생하는 시점에 스펙 증설을 요청합니다.</w:t>
+        <w:t>3. S3 'Intelligent-Tiering' 자동 적용 및 HB 표준 인프라 스펙 운영: 파일 보관주기가 명확히 정해지지 않은 특성을 고려하여 S3 업로드 시 저장 타입으로 'Intelligent-Tiering'이 자동 적용되도록 구성해 자동 접근 패턴 분석 기반 보관비용을 최적화합니다. 모든 EKS 파드 및 RDS 스펙은 한빛글로벌(AP) 기본 제공 타입으로 우선 구성하며, 성능 테스트 시 검증M 등 리소스 부족으로 서비스 중단 이슈가 지속 발생하는 시점에 스펙 증설을 요청합니다.</w:t>
       </w:r>
     </w:p>
     <w:p>
@@ -476,11 +476,11 @@
     </w:p>
     <w:p>
       <w:r>
-        <w:t>• 물리적 ALB 2개 분리 및 접근 통제: BO(관리자) 전용 ALB(syncguard-ai-bo-prv-alb, claim.hanbitglobal.com)에는 사내 사용자 PC/VPN 대역만 오픈하여 통합 웹(:3104)·업무 서버(:18080)로 라우팅하고, 대외 연계 전용 ALB(syncguard-ai-api-prv-alb, syncguard-api.hanbitglobal.com)에는 마케팅허브(MarketingHub) AP 서버만 오픈하여 대외 연계 서버(:18085)로 단독 라우팅합니다.</w:t>
+        <w:t>• 물리적 ALB 2개 분리 및 접근 통제: BO(관리자) 전용 ALB(syncflow-ai-bo-prv-alb, Spec.hanbitglobal.com)에는 사내 사용자 PC/VPN 대역만 오픈하여 통합 웹(:3104)·업무 서버(:18080)로 라우팅하고, 대외 연계 전용 ALB(syncflow-ai-api-prv-alb, syncflow-api.hanbitglobal.com)에는 전자구매포털(SRM-Portal) HB 서버만 오픈하여 대외 연계 서버(:18085)로 단독 라우팅합니다.</w:t>
         <w:br/>
-        <w:t>• EKS K8s Service 기반 내부 통신: 대외 연계 서버(server-api :18085) 및 BO 업무 서버(server-be :18080)에서 AI Agent 서버(server-ai-agent :18083) 호출 시 EKS Service(http://syncguard-ai-agent-svc:18083)를 통해 통신합니다.</w:t>
+        <w:t>• EKS K8s Service 기반 내부 통신: 대외 연계 서버(server-api :18085) 및 BO 업무 서버(server-be :18080)에서 AI Agent 서버(server-ai-agent :18083) 호출 시 EKS Service(http://syncflow-ai-agent-svc:18083)를 통해 통신합니다.</w:t>
         <w:br/>
-        <w:t>• 네이버 클로바 OCR 및 대외/사내 Outbound 방화벽 명시: AI Agent(:18083)에서 네이버 클로바 OCR API(https://*.apigw.ntruss.com) 및 비학습 상용 LLM API(https://api.openai.com, https://api.anthropic.com)로의 Outbound(:443) 방화벽과, 마케팅허브(https://mkthub-api.hanbitglobal.com), 프로덕트랩(https://productlab-core.hanbitglobal.com), 사내 SSO/IAM(https://sso.hanbitglobal.com), SMTP(smtp.ncloud.com:587) Outbound 경로를 명확히 정의합니다.</w:t>
+        <w:t>• 엔터프라이즈 비전 OCR 및 대외/사내 Outbound 방화벽 명시: AI Agent(:18083)에서 엔터프라이즈 비전 OCR API(https://ocr-api.hanbitglobal.internal) 및 비학습 상용 LLM API(https://api.openai.com, https://api.anthropic.com)로의 Outbound(:443) 방화벽과, 전자구매포털(https://srm-api.hanbitglobal.com), 피엘엠넥서스(https://plmnexus-core.hanbitglobal.com), 사내 SSO/IAM(https://sso.hanbitglobal.com), SMTP(smtp.ncloud.com:587) Outbound 경로를 명확히 정의합니다.</w:t>
       </w:r>
     </w:p>
     <w:p>
@@ -488,7 +488,7 @@
         <w:rPr>
           <w:b/>
         </w:rPr>
-        <w:t>3.1 구간별 네트워크 방화벽 오픈 요청 매트릭스 (네이버 OCR 및 Outbound URL/서버 정보)</w:t>
+        <w:t>3.1 구간별 네트워크 방화벽 오픈 요청 매트릭스 (엔터프라이즈 비전 OCR 및 Outbound URL/서버 정보)</w:t>
       </w:r>
     </w:p>
     <w:tbl>
@@ -606,7 +606,7 @@
             <w:r>
               <w:t>BO 전용 ALB</w:t>
               <w:br/>
-              <w:t>(syncguard-ai-bo-prv-alb)</w:t>
+              <w:t>(syncflow-ai-bo-prv-alb)</w:t>
             </w:r>
           </w:p>
         </w:tc>
@@ -616,7 +616,7 @@
           </w:tcPr>
           <w:p>
             <w:r>
-              <w:t>https://claim.hanbitglobal.com</w:t>
+              <w:t>https://Spec.hanbitglobal.com</w:t>
             </w:r>
           </w:p>
         </w:tc>
@@ -668,7 +668,7 @@
           </w:tcPr>
           <w:p>
             <w:r>
-              <w:t>마케팅허브(MarketingHub) AP 서버</w:t>
+              <w:t>전자구매포털(SRM-Portal) HB 서버</w:t>
             </w:r>
           </w:p>
         </w:tc>
@@ -680,7 +680,7 @@
             <w:r>
               <w:t>대외 연계 전용 ALB</w:t>
               <w:br/>
-              <w:t>(syncguard-ai-api-prv-alb)</w:t>
+              <w:t>(syncflow-ai-api-prv-alb)</w:t>
             </w:r>
           </w:p>
         </w:tc>
@@ -690,7 +690,7 @@
           </w:tcPr>
           <w:p>
             <w:r>
-              <w:t>https://syncguard-api.hanbitglobal.com</w:t>
+              <w:t>https://syncflow-api.hanbitglobal.com</w:t>
             </w:r>
           </w:p>
         </w:tc>
@@ -720,7 +720,7 @@
           </w:tcPr>
           <w:p>
             <w:r>
-              <w:t>마케팅허브 서버만 오픈 ➔ 대외연계 API(:18085) 단독 접속</w:t>
+              <w:t>전자구매포털 서버만 오픈 ➔ 대외연계 API(:18085) 단독 접속</w:t>
             </w:r>
           </w:p>
         </w:tc>
@@ -766,9 +766,9 @@
           </w:tcPr>
           <w:p>
             <w:r>
-              <w:t>http://syncguard-ai-agent-svc:18083</w:t>
+              <w:t>http://syncflow-ai-agent-svc:18083</w:t>
               <w:br/>
-              <w:t>syncguard-db.hanbitglobal.com:5432</w:t>
+              <w:t>syncflow-db.hanbitglobal.com:5432</w:t>
               <w:br/>
               <w:t>s3.ap-northeast-2.amazonaws.com</w:t>
             </w:r>
@@ -834,7 +834,7 @@
           </w:tcPr>
           <w:p>
             <w:r>
-              <w:t>네이버 클로바 OCR API</w:t>
+              <w:t>엔터프라이즈 비전 OCR API</w:t>
             </w:r>
           </w:p>
         </w:tc>
@@ -844,7 +844,7 @@
           </w:tcPr>
           <w:p>
             <w:r>
-              <w:t>https://*.apigw.ntruss.com</w:t>
+              <w:t>https://ocr-api.hanbitglobal.internal</w:t>
             </w:r>
           </w:p>
         </w:tc>
@@ -874,7 +874,7 @@
           </w:tcPr>
           <w:p>
             <w:r>
-              <w:t>[네이버 OCR 방화벽] 시안 이미지·AI 추출 피크프레임·웹 보정 장면 OCR 추출</w:t>
+              <w:t>[엔터프라이즈 비전 OCR 방화벽] 계약·도서 이미지·AI 추출 도면스냅샷·웹 보정 장면 OCR 추출</w:t>
             </w:r>
           </w:p>
         </w:tc>
@@ -982,7 +982,7 @@
           </w:tcPr>
           <w:p>
             <w:r>
-              <w:t>마케팅허브 API &amp; 전성분 RDB</w:t>
+              <w:t>전자구매포털 API &amp; 자재BOM RDB</w:t>
             </w:r>
           </w:p>
         </w:tc>
@@ -992,7 +992,7 @@
           </w:tcPr>
           <w:p>
             <w:r>
-              <w:t>https://mkthub-api.hanbitglobal.com</w:t>
+              <w:t>https://srm-api.hanbitglobal.com</w:t>
             </w:r>
           </w:p>
         </w:tc>
@@ -1024,7 +1024,7 @@
           </w:tcPr>
           <w:p>
             <w:r>
-              <w:t>마케팅허브 심의 확정 결과(HTML/JSON/PDF) 콜백 회신 및 전성분·배합한도 RDB 조회</w:t>
+              <w:t>전자구매포털 검증 확정 결과(HTML/JSON/PDF) 콜백 회신 및 자재BOM·유해물질한도 RDB 조회</w:t>
             </w:r>
           </w:p>
         </w:tc>
@@ -1058,7 +1058,7 @@
           </w:tcPr>
           <w:p>
             <w:r>
-              <w:t>프로덕트랩(ProductLab) 서버</w:t>
+              <w:t>피엘엠넥서스(PLM-Nexus) 서버</w:t>
               <w:br/>
               <w:t>사내 SSO/IAM · SMTP</w:t>
             </w:r>
@@ -1070,7 +1070,7 @@
           </w:tcPr>
           <w:p>
             <w:r>
-              <w:t>https://productlab-core.hanbitglobal.com</w:t>
+              <w:t>https://plmnexus-core.hanbitglobal.com</w:t>
               <w:br/>
               <w:t>https://sso.hanbitglobal.com</w:t>
               <w:br/>
@@ -1106,7 +1106,7 @@
           </w:tcPr>
           <w:p>
             <w:r>
-              <w:t>매일 02:00 ProductLab 실증배치 수집, 사내 SSO/IAM 권한 검증 및 실증요청 메일 발송</w:t>
+              <w:t>매일 02:00 PLM-Nexus 시험검증배치 수집, 사내 SSO/IAM 권한 검증 및 성적서요청 메일 발송</w:t>
             </w:r>
           </w:p>
         </w:tc>
@@ -1140,7 +1140,7 @@
           </w:tcPr>
           <w:p>
             <w:r>
-              <w:t>[Option] KT 레몬 API</w:t>
+              <w:t>[Option] HB-Monitor API</w:t>
             </w:r>
           </w:p>
         </w:tc>
@@ -1182,7 +1182,7 @@
           </w:tcPr>
           <w:p>
             <w:r>
-              <w:t>[선택 사양] 기술원 실증문서 벡터 매칭 비교 검증(PoC) 시 오픈</w:t>
+              <w:t>[선택 사양] 기술원 시험검증문서 벡터 매칭 비교 검증(PoC) 시 오픈</w:t>
             </w:r>
           </w:p>
         </w:tc>
